--- a/lessons/2-1-flagship/downloads/2-1-flagship-notes.docx
+++ b/lessons/2-1-flagship/downloads/2-1-flagship-notes.docx
@@ -363,6 +363,610 @@
         <w:rPr>
           <w:b/>
           <w:bCs/>
+          <w:color w:val="1FA6A2"/>
+          <w:sz w:val="26"/>
+          <w:szCs w:val="26"/>
+        </w:rPr>
+        <w:t xml:space="preserve">Turn &amp; Talk — Discussion Points  (Level 1 support · Level 2)</w:t>
+      </w:r>
+    </w:p>
+    <w:p>
+      <w:pPr>
+        <w:spacing w:after="60"/>
+      </w:pPr>
+      <w:r>
+        <w:rPr>
+          <w:i/>
+          <w:iCs/>
+          <w:color w:val="5F6F80"/>
+          <w:sz w:val="19"/>
+          <w:szCs w:val="19"/>
+        </w:rPr>
+        <w:t xml:space="preserve">Talk with a partner. Use the Level 1 stems if you need help getting started; try the Level 2 question when you are ready for more.</w:t>
+      </w:r>
+    </w:p>
+    <w:p>
+      <w:pPr>
+        <w:spacing w:after="60"/>
+      </w:pPr>
+      <w:r>
+        <w:rPr>
+          <w:b/>
+          <w:bCs/>
+          <w:color w:val="12355B"/>
+          <w:sz w:val="21"/>
+          <w:szCs w:val="21"/>
+        </w:rPr>
+        <w:t xml:space="preserve">1. [Launch] </w:t>
+      </w:r>
+      <w:r>
+        <w:rPr>
+          <w:b/>
+          <w:bCs/>
+          <w:sz w:val="21"/>
+          <w:szCs w:val="21"/>
+        </w:rPr>
+        <w:t xml:space="preserve">A 3-foot strip of evidence tape must be cut into 1/4-foot sections. Before calculating, will the number of pieces be more or fewer than 3? Explain your thinking.</w:t>
+      </w:r>
+    </w:p>
+    <w:p>
+      <w:pPr>
+        <w:spacing w:after="60"/>
+      </w:pPr>
+      <w:r>
+        <w:rPr>
+          <w:b/>
+          <w:bCs/>
+          <w:color w:val="1FA6A2"/>
+          <w:sz w:val="20"/>
+          <w:szCs w:val="20"/>
+        </w:rPr>
+        <w:t xml:space="preserve">Level 1 — Start here: </w:t>
+      </w:r>
+      <w:r>
+        <w:rPr>
+          <w:sz w:val="20"/>
+          <w:szCs w:val="20"/>
+        </w:rPr>
+        <w:t xml:space="preserve">Because each piece is smaller than a whole foot, 3 feet makes more than 3 pieces.</w:t>
+      </w:r>
+    </w:p>
+    <w:p>
+      <w:pPr>
+        <w:spacing w:after="60"/>
+      </w:pPr>
+      <w:r>
+        <w:rPr>
+          <w:sz w:val="21"/>
+          <w:szCs w:val="21"/>
+        </w:rPr>
+        <w:t xml:space="preserve">There will be ___ than 3 pieces because each piece is ___ than 1 foot.</w:t>
+      </w:r>
+      <w:r>
+        <w:rPr>
+          <w:i/>
+          <w:iCs/>
+          <w:color w:val="5F6F80"/>
+          <w:sz w:val="19"/>
+          <w:szCs w:val="19"/>
+        </w:rPr>
+        <w:br/>
+        <w:t xml:space="preserve">
+Habrá ___ de 3 pedazos porque cada pedazo es ___ de 1 pie.</w:t>
+      </w:r>
+    </w:p>
+    <w:p>
+      <w:pPr>
+        <w:spacing w:after="60"/>
+      </w:pPr>
+      <w:r>
+        <w:rPr>
+          <w:sz w:val="21"/>
+          <w:szCs w:val="21"/>
+        </w:rPr>
+        <w:t xml:space="preserve">Dividing 3 by 1/4 means asking how many ___ fit into ___.</w:t>
+      </w:r>
+      <w:r>
+        <w:rPr>
+          <w:i/>
+          <w:iCs/>
+          <w:color w:val="5F6F80"/>
+          <w:sz w:val="19"/>
+          <w:szCs w:val="19"/>
+        </w:rPr>
+        <w:br/>
+        <w:t xml:space="preserve">
+Dividir 3 entre 1/4 significa preguntar cuántos ___ caben en ___.</w:t>
+      </w:r>
+    </w:p>
+    <w:p>
+      <w:pPr>
+        <w:spacing w:after="60"/>
+      </w:pPr>
+      <w:r>
+        <w:rPr>
+          <w:b/>
+          <w:bCs/>
+          <w:color w:val="12355B"/>
+          <w:sz w:val="20"/>
+          <w:szCs w:val="20"/>
+        </w:rPr>
+        <w:t xml:space="preserve">Word bank: </w:t>
+      </w:r>
+      <w:r>
+        <w:rPr>
+          <w:color w:val="1FA6A2"/>
+          <w:sz w:val="20"/>
+          <w:szCs w:val="20"/>
+        </w:rPr>
+        <w:t xml:space="preserve">dividend, divisor, quotient, unit fraction, section</w:t>
+      </w:r>
+    </w:p>
+    <w:p>
+      <w:pPr>
+        <w:spacing w:after="60"/>
+      </w:pPr>
+      <w:r>
+        <w:rPr>
+          <w:b/>
+          <w:bCs/>
+          <w:color w:val="12355B"/>
+          <w:sz w:val="19"/>
+          <w:szCs w:val="19"/>
+        </w:rPr>
+        <w:t xml:space="preserve">Listen for: </w:t>
+      </w:r>
+      <w:r>
+        <w:rPr>
+          <w:i/>
+          <w:iCs/>
+          <w:color w:val="5F6F80"/>
+          <w:sz w:val="19"/>
+          <w:szCs w:val="19"/>
+        </w:rPr>
+        <w:t xml:space="preserve">Students reason that since 1/4 is less than 1, more than 3 pieces fit, so the quotient is greater than the dividend.</w:t>
+      </w:r>
+    </w:p>
+    <w:p>
+      <w:pPr>
+        <w:spacing w:after="60"/>
+      </w:pPr>
+      <w:r>
+        <w:rPr>
+          <w:b/>
+          <w:bCs/>
+          <w:color w:val="9A6B12"/>
+          <w:sz w:val="20"/>
+          <w:szCs w:val="20"/>
+        </w:rPr>
+        <w:t xml:space="preserve">Level 2: </w:t>
+      </w:r>
+      <w:r>
+        <w:rPr>
+          <w:sz w:val="20"/>
+          <w:szCs w:val="20"/>
+        </w:rPr>
+        <w:t xml:space="preserve">Why does dividing by a unit fraction like 1/4 give an answer larger than the number you started with? Justify the idea, not just this case.</w:t>
+      </w:r>
+    </w:p>
+    <w:p>
+      <w:pPr>
+        <w:spacing w:after="60"/>
+        <w:ind w:left="360"/>
+      </w:pPr>
+      <w:r>
+        <w:rPr>
+          <w:sz w:val="20"/>
+          <w:szCs w:val="20"/>
+        </w:rPr>
+        <w:t xml:space="preserve">• Dividing by a number less than 1 makes the answer ___ because ___.</w:t>
+      </w:r>
+    </w:p>
+    <w:p>
+      <w:pPr>
+        <w:spacing w:after="60"/>
+        <w:ind w:left="360"/>
+      </w:pPr>
+      <w:r>
+        <w:rPr>
+          <w:sz w:val="20"/>
+          <w:szCs w:val="20"/>
+        </w:rPr>
+        <w:t xml:space="preserve">• This always happens when the divisor is ___.</w:t>
+      </w:r>
+    </w:p>
+    <w:p>
+      <w:pPr>
+        <w:spacing w:after="60"/>
+      </w:pPr>
+      <w:r>
+        <w:rPr>
+          <w:b/>
+          <w:bCs/>
+          <w:color w:val="12355B"/>
+          <w:sz w:val="21"/>
+          <w:szCs w:val="21"/>
+        </w:rPr>
+        <w:t xml:space="preserve">2. [Explore] </w:t>
+      </w:r>
+      <w:r>
+        <w:rPr>
+          <w:b/>
+          <w:bCs/>
+          <w:sz w:val="21"/>
+          <w:szCs w:val="21"/>
+        </w:rPr>
+        <w:t xml:space="preserve">On your fraction bar, how many 1/4-foot sections fit into one whole foot? Point to where you see the pieces.</w:t>
+      </w:r>
+    </w:p>
+    <w:p>
+      <w:pPr>
+        <w:spacing w:after="60"/>
+      </w:pPr>
+      <w:r>
+        <w:rPr>
+          <w:b/>
+          <w:bCs/>
+          <w:color w:val="1FA6A2"/>
+          <w:sz w:val="20"/>
+          <w:szCs w:val="20"/>
+        </w:rPr>
+        <w:t xml:space="preserve">Level 1 — Start here: </w:t>
+      </w:r>
+      <w:r>
+        <w:rPr>
+          <w:sz w:val="20"/>
+          <w:szCs w:val="20"/>
+        </w:rPr>
+        <w:t xml:space="preserve">Four 1/4-foot sections tile one whole foot, so each foot holds 4 pieces.</w:t>
+      </w:r>
+    </w:p>
+    <w:p>
+      <w:pPr>
+        <w:spacing w:after="60"/>
+      </w:pPr>
+      <w:r>
+        <w:rPr>
+          <w:sz w:val="21"/>
+          <w:szCs w:val="21"/>
+        </w:rPr>
+        <w:t xml:space="preserve">In one whole foot I see ___ sections of 1/4 each.</w:t>
+      </w:r>
+      <w:r>
+        <w:rPr>
+          <w:i/>
+          <w:iCs/>
+          <w:color w:val="5F6F80"/>
+          <w:sz w:val="19"/>
+          <w:szCs w:val="19"/>
+        </w:rPr>
+        <w:br/>
+        <w:t xml:space="preserve">
+En un pie completo veo ___ secciones de 1/4 cada una.</w:t>
+      </w:r>
+    </w:p>
+    <w:p>
+      <w:pPr>
+        <w:spacing w:after="60"/>
+      </w:pPr>
+      <w:r>
+        <w:rPr>
+          <w:sz w:val="21"/>
+          <w:szCs w:val="21"/>
+        </w:rPr>
+        <w:t xml:space="preserve">So 3 feet hold ___ pieces because 3 times ___ equals ___.</w:t>
+      </w:r>
+      <w:r>
+        <w:rPr>
+          <w:i/>
+          <w:iCs/>
+          <w:color w:val="5F6F80"/>
+          <w:sz w:val="19"/>
+          <w:szCs w:val="19"/>
+        </w:rPr>
+        <w:br/>
+        <w:t xml:space="preserve">
+Entonces 3 pies tienen ___ pedazos porque 3 por ___ es ___.</w:t>
+      </w:r>
+    </w:p>
+    <w:p>
+      <w:pPr>
+        <w:spacing w:after="60"/>
+      </w:pPr>
+      <w:r>
+        <w:rPr>
+          <w:b/>
+          <w:bCs/>
+          <w:color w:val="12355B"/>
+          <w:sz w:val="20"/>
+          <w:szCs w:val="20"/>
+        </w:rPr>
+        <w:t xml:space="preserve">Word bank: </w:t>
+      </w:r>
+      <w:r>
+        <w:rPr>
+          <w:color w:val="1FA6A2"/>
+          <w:sz w:val="20"/>
+          <w:szCs w:val="20"/>
+        </w:rPr>
+        <w:t xml:space="preserve">dividend, divisor, quotient, unit fraction, model</w:t>
+      </w:r>
+    </w:p>
+    <w:p>
+      <w:pPr>
+        <w:spacing w:after="60"/>
+      </w:pPr>
+      <w:r>
+        <w:rPr>
+          <w:b/>
+          <w:bCs/>
+          <w:color w:val="12355B"/>
+          <w:sz w:val="19"/>
+          <w:szCs w:val="19"/>
+        </w:rPr>
+        <w:t xml:space="preserve">Listen for: </w:t>
+      </w:r>
+      <w:r>
+        <w:rPr>
+          <w:i/>
+          <w:iCs/>
+          <w:color w:val="5F6F80"/>
+          <w:sz w:val="19"/>
+          <w:szCs w:val="19"/>
+        </w:rPr>
+        <w:t xml:space="preserve">Students see 4 pieces per foot and connect it to 3 × 4 = 12 sections, matching 3 ÷ 1/4 = 12.</w:t>
+      </w:r>
+    </w:p>
+    <w:p>
+      <w:pPr>
+        <w:spacing w:after="60"/>
+      </w:pPr>
+      <w:r>
+        <w:rPr>
+          <w:b/>
+          <w:bCs/>
+          <w:color w:val="9A6B12"/>
+          <w:sz w:val="20"/>
+          <w:szCs w:val="20"/>
+        </w:rPr>
+        <w:t xml:space="preserve">Level 2: </w:t>
+      </w:r>
+      <w:r>
+        <w:rPr>
+          <w:sz w:val="20"/>
+          <w:szCs w:val="20"/>
+        </w:rPr>
+        <w:t xml:space="preserve">Use the reciprocal to show 3 divided by 1/4 the algorithm way. Why does multiplying by 4 give the same answer as the bar model?</w:t>
+      </w:r>
+    </w:p>
+    <w:p>
+      <w:pPr>
+        <w:spacing w:after="60"/>
+        <w:ind w:left="360"/>
+      </w:pPr>
+      <w:r>
+        <w:rPr>
+          <w:sz w:val="20"/>
+          <w:szCs w:val="20"/>
+        </w:rPr>
+        <w:t xml:space="preserve">• Using the reciprocal, 3 times ___ equals ___ because ___.</w:t>
+      </w:r>
+    </w:p>
+    <w:p>
+      <w:pPr>
+        <w:spacing w:after="60"/>
+        <w:ind w:left="360"/>
+      </w:pPr>
+      <w:r>
+        <w:rPr>
+          <w:sz w:val="20"/>
+          <w:szCs w:val="20"/>
+        </w:rPr>
+        <w:t xml:space="preserve">• Multiplying by the reciprocal works because ___.</w:t>
+      </w:r>
+    </w:p>
+    <w:p>
+      <w:pPr>
+        <w:spacing w:after="60"/>
+      </w:pPr>
+      <w:r>
+        <w:rPr>
+          <w:b/>
+          <w:bCs/>
+          <w:color w:val="12355B"/>
+          <w:sz w:val="21"/>
+          <w:szCs w:val="21"/>
+        </w:rPr>
+        <w:t xml:space="preserve">3. [Connect] </w:t>
+      </w:r>
+      <w:r>
+        <w:rPr>
+          <w:b/>
+          <w:bCs/>
+          <w:sz w:val="21"/>
+          <w:szCs w:val="21"/>
+        </w:rPr>
+        <w:t xml:space="preserve">Where else outside the lab would you divide a whole number by a unit fraction, and how would you set it up?</w:t>
+      </w:r>
+    </w:p>
+    <w:p>
+      <w:pPr>
+        <w:spacing w:after="60"/>
+      </w:pPr>
+      <w:r>
+        <w:rPr>
+          <w:b/>
+          <w:bCs/>
+          <w:color w:val="1FA6A2"/>
+          <w:sz w:val="20"/>
+          <w:szCs w:val="20"/>
+        </w:rPr>
+        <w:t xml:space="preserve">Level 1 — Start here: </w:t>
+      </w:r>
+      <w:r>
+        <w:rPr>
+          <w:sz w:val="20"/>
+          <w:szCs w:val="20"/>
+        </w:rPr>
+        <w:t xml:space="preserve">Any time you cut a whole amount into equal fractional-size pieces, you divide by a fraction.</w:t>
+      </w:r>
+    </w:p>
+    <w:p>
+      <w:pPr>
+        <w:spacing w:after="60"/>
+      </w:pPr>
+      <w:r>
+        <w:rPr>
+          <w:sz w:val="21"/>
+          <w:szCs w:val="21"/>
+        </w:rPr>
+        <w:t xml:space="preserve">I would divide a whole number by a unit fraction when ___.</w:t>
+      </w:r>
+      <w:r>
+        <w:rPr>
+          <w:i/>
+          <w:iCs/>
+          <w:color w:val="5F6F80"/>
+          <w:sz w:val="19"/>
+          <w:szCs w:val="19"/>
+        </w:rPr>
+        <w:br/>
+        <w:t xml:space="preserve">
+Dividiría un número entero entre una fracción unitaria cuando ___.</w:t>
+      </w:r>
+    </w:p>
+    <w:p>
+      <w:pPr>
+        <w:spacing w:after="60"/>
+      </w:pPr>
+      <w:r>
+        <w:rPr>
+          <w:sz w:val="21"/>
+          <w:szCs w:val="21"/>
+        </w:rPr>
+        <w:t xml:space="preserve">I would set it up as ___ divided by ___.</w:t>
+      </w:r>
+      <w:r>
+        <w:rPr>
+          <w:i/>
+          <w:iCs/>
+          <w:color w:val="5F6F80"/>
+          <w:sz w:val="19"/>
+          <w:szCs w:val="19"/>
+        </w:rPr>
+        <w:br/>
+        <w:t xml:space="preserve">
+Lo plantearía como ___ entre ___.</w:t>
+      </w:r>
+    </w:p>
+    <w:p>
+      <w:pPr>
+        <w:spacing w:after="60"/>
+      </w:pPr>
+      <w:r>
+        <w:rPr>
+          <w:b/>
+          <w:bCs/>
+          <w:color w:val="12355B"/>
+          <w:sz w:val="20"/>
+          <w:szCs w:val="20"/>
+        </w:rPr>
+        <w:t xml:space="preserve">Word bank: </w:t>
+      </w:r>
+      <w:r>
+        <w:rPr>
+          <w:color w:val="1FA6A2"/>
+          <w:sz w:val="20"/>
+          <w:szCs w:val="20"/>
+        </w:rPr>
+        <w:t xml:space="preserve">dividend, divisor, quotient, reciprocal, unit fraction</w:t>
+      </w:r>
+    </w:p>
+    <w:p>
+      <w:pPr>
+        <w:spacing w:after="60"/>
+      </w:pPr>
+      <w:r>
+        <w:rPr>
+          <w:b/>
+          <w:bCs/>
+          <w:color w:val="12355B"/>
+          <w:sz w:val="19"/>
+          <w:szCs w:val="19"/>
+        </w:rPr>
+        <w:t xml:space="preserve">Listen for: </w:t>
+      </w:r>
+      <w:r>
+        <w:rPr>
+          <w:i/>
+          <w:iCs/>
+          <w:color w:val="5F6F80"/>
+          <w:sz w:val="19"/>
+          <w:szCs w:val="19"/>
+        </w:rPr>
+        <w:t xml:space="preserve">Students give a real example (ribbon cut into 1/3-foot pieces, juice into 1/2-cup servings) and name the dividend and divisor.</w:t>
+      </w:r>
+    </w:p>
+    <w:p>
+      <w:pPr>
+        <w:spacing w:after="60"/>
+      </w:pPr>
+      <w:r>
+        <w:rPr>
+          <w:b/>
+          <w:bCs/>
+          <w:color w:val="9A6B12"/>
+          <w:sz w:val="20"/>
+          <w:szCs w:val="20"/>
+        </w:rPr>
+        <w:t xml:space="preserve">Level 2: </w:t>
+      </w:r>
+      <w:r>
+        <w:rPr>
+          <w:sz w:val="20"/>
+          <w:szCs w:val="20"/>
+        </w:rPr>
+        <w:t xml:space="preserve">Write your own crime-scene word problem that needs dividing a whole number by a unit fraction, and explain what the quotient means in your story.</w:t>
+      </w:r>
+    </w:p>
+    <w:p>
+      <w:pPr>
+        <w:spacing w:after="60"/>
+        <w:ind w:left="360"/>
+      </w:pPr>
+      <w:r>
+        <w:rPr>
+          <w:sz w:val="20"/>
+          <w:szCs w:val="20"/>
+        </w:rPr>
+        <w:t xml:space="preserve">• My problem is ___, and the quotient tells how many ___.</w:t>
+      </w:r>
+    </w:p>
+    <w:p>
+      <w:pPr>
+        <w:spacing w:after="60"/>
+        <w:ind w:left="360"/>
+      </w:pPr>
+      <w:r>
+        <w:rPr>
+          <w:sz w:val="20"/>
+          <w:szCs w:val="20"/>
+        </w:rPr>
+        <w:t xml:space="preserve">• I know it needs division by a fraction because ___.</w:t>
+      </w:r>
+    </w:p>
+    <w:p>
+      <w:pPr>
+        <w:pStyle w:val="Heading2"/>
+        <w:pBdr>
+          <w:left w:val="single" w:color="1FA6A2" w:sz="18" w:space="8"/>
+        </w:pBdr>
+        <w:spacing w:after="100" w:before="200"/>
+      </w:pPr>
+      <w:r>
+        <w:rPr>
+          <w:b/>
+          <w:bCs/>
           <w:color w:val="9A6B12"/>
           <w:sz w:val="26"/>
           <w:szCs w:val="26"/>
@@ -935,7 +1539,7 @@
           <w:sz w:val="21"/>
           <w:szCs w:val="21"/>
         </w:rPr>
-        <w:t xml:space="preserve">I know ___ because ___.</w:t>
+        <w:t xml:space="preserve">There will be ___ than 3 pieces because each piece is ___ than 1 foot.</w:t>
       </w:r>
       <w:r>
         <w:rPr>
@@ -947,19 +1551,19 @@
         </w:rPr>
         <w:br/>
         <w:t xml:space="preserve">
-Sé que ___ porque ___.</w:t>
-      </w:r>
-    </w:p>
-    <w:p>
-      <w:pPr>
-        <w:spacing w:after="60"/>
-      </w:pPr>
-      <w:r>
-        <w:rPr>
-          <w:sz w:val="21"/>
-          <w:szCs w:val="21"/>
-        </w:rPr>
-        <w:t xml:space="preserve">First I ___, then I ___.</w:t>
+Habrá ___ de 3 pedazos porque cada pedazo es ___ de 1 pie.</w:t>
+      </w:r>
+    </w:p>
+    <w:p>
+      <w:pPr>
+        <w:spacing w:after="60"/>
+      </w:pPr>
+      <w:r>
+        <w:rPr>
+          <w:sz w:val="21"/>
+          <w:szCs w:val="21"/>
+        </w:rPr>
+        <w:t xml:space="preserve">Dividing 3 by 1/4 means asking how many ___ fit into ___.</w:t>
       </w:r>
       <w:r>
         <w:rPr>
@@ -971,19 +1575,19 @@
         </w:rPr>
         <w:br/>
         <w:t xml:space="preserve">
-Primero ___, luego ___.</w:t>
-      </w:r>
-    </w:p>
-    <w:p>
-      <w:pPr>
-        <w:spacing w:after="60"/>
-      </w:pPr>
-      <w:r>
-        <w:rPr>
-          <w:sz w:val="21"/>
-          <w:szCs w:val="21"/>
-        </w:rPr>
-        <w:t xml:space="preserve">This is important because ___.</w:t>
+Dividir 3 entre 1/4 significa preguntar cuántos ___ caben en ___.</w:t>
+      </w:r>
+    </w:p>
+    <w:p>
+      <w:pPr>
+        <w:spacing w:after="60"/>
+      </w:pPr>
+      <w:r>
+        <w:rPr>
+          <w:sz w:val="21"/>
+          <w:szCs w:val="21"/>
+        </w:rPr>
+        <w:t xml:space="preserve">In one whole foot I see ___ sections of 1/4 each.</w:t>
       </w:r>
       <w:r>
         <w:rPr>
@@ -995,7 +1599,7 @@
         </w:rPr>
         <w:br/>
         <w:t xml:space="preserve">
-Esto es importante porque ___.</w:t>
+En un pie completo veo ___ secciones de 1/4 cada una.</w:t>
       </w:r>
     </w:p>
     <w:p>

--- a/lessons/2-1-flagship/downloads/2-1-flagship-notes.docx
+++ b/lessons/2-1-flagship/downloads/2-1-flagship-notes.docx
@@ -437,6 +437,43 @@
       </w:pPr>
       <w:r>
         <w:rPr>
+          <w:b/>
+          <w:bCs/>
+          <w:color w:val="1FA6A2"/>
+          <w:sz w:val="20"/>
+          <w:szCs w:val="20"/>
+        </w:rPr>
+        <w:t xml:space="preserve">Hint (optional): </w:t>
+      </w:r>
+      <w:r>
+        <w:rPr>
+          <w:sz w:val="20"/>
+          <w:szCs w:val="20"/>
+        </w:rPr>
+        <w:t xml:space="preserve">Try starting with the word "dividend" or "divisor". Re-read the question and underline what it is asking you to compare or find. Use one number or word from the problem as your evidence.</w:t>
+      </w:r>
+    </w:p>
+    <w:p>
+      <w:pPr>
+        <w:spacing w:after="60"/>
+      </w:pPr>
+      <w:r>
+        <w:rPr>
+          <w:b/>
+          <w:bCs/>
+          <w:color w:val="12355B"/>
+          <w:sz w:val="19"/>
+          <w:szCs w:val="19"/>
+        </w:rPr>
+        <w:t xml:space="preserve">Sentence starters (optional)</w:t>
+      </w:r>
+    </w:p>
+    <w:p>
+      <w:pPr>
+        <w:spacing w:after="60"/>
+      </w:pPr>
+      <w:r>
+        <w:rPr>
           <w:sz w:val="21"/>
           <w:szCs w:val="21"/>
         </w:rPr>
@@ -627,6 +664,43 @@
       </w:pPr>
       <w:r>
         <w:rPr>
+          <w:b/>
+          <w:bCs/>
+          <w:color w:val="1FA6A2"/>
+          <w:sz w:val="20"/>
+          <w:szCs w:val="20"/>
+        </w:rPr>
+        <w:t xml:space="preserve">Hint (optional): </w:t>
+      </w:r>
+      <w:r>
+        <w:rPr>
+          <w:sz w:val="20"/>
+          <w:szCs w:val="20"/>
+        </w:rPr>
+        <w:t xml:space="preserve">Try starting with the word "dividend" or "divisor". Re-read the question and underline what it is asking you to compare or find. Use one number or word from the problem as your evidence.</w:t>
+      </w:r>
+    </w:p>
+    <w:p>
+      <w:pPr>
+        <w:spacing w:after="60"/>
+      </w:pPr>
+      <w:r>
+        <w:rPr>
+          <w:b/>
+          <w:bCs/>
+          <w:color w:val="12355B"/>
+          <w:sz w:val="19"/>
+          <w:szCs w:val="19"/>
+        </w:rPr>
+        <w:t xml:space="preserve">Sentence starters (optional)</w:t>
+      </w:r>
+    </w:p>
+    <w:p>
+      <w:pPr>
+        <w:spacing w:after="60"/>
+      </w:pPr>
+      <w:r>
+        <w:rPr>
           <w:sz w:val="21"/>
           <w:szCs w:val="21"/>
         </w:rPr>
@@ -809,6 +883,43 @@
           <w:szCs w:val="20"/>
         </w:rPr>
         <w:t xml:space="preserve">Any time you cut a whole amount into equal fractional-size pieces, you divide by a fraction.</w:t>
+      </w:r>
+    </w:p>
+    <w:p>
+      <w:pPr>
+        <w:spacing w:after="60"/>
+      </w:pPr>
+      <w:r>
+        <w:rPr>
+          <w:b/>
+          <w:bCs/>
+          <w:color w:val="1FA6A2"/>
+          <w:sz w:val="20"/>
+          <w:szCs w:val="20"/>
+        </w:rPr>
+        <w:t xml:space="preserve">Hint (optional): </w:t>
+      </w:r>
+      <w:r>
+        <w:rPr>
+          <w:sz w:val="20"/>
+          <w:szCs w:val="20"/>
+        </w:rPr>
+        <w:t xml:space="preserve">Try starting with the word "dividend" or "divisor". Re-read the question and underline what it is asking you to compare or find. Use one number or word from the problem as your evidence.</w:t>
+      </w:r>
+    </w:p>
+    <w:p>
+      <w:pPr>
+        <w:spacing w:after="60"/>
+      </w:pPr>
+      <w:r>
+        <w:rPr>
+          <w:b/>
+          <w:bCs/>
+          <w:color w:val="12355B"/>
+          <w:sz w:val="19"/>
+          <w:szCs w:val="19"/>
+        </w:rPr>
+        <w:t xml:space="preserve">Sentence starters (optional)</w:t>
       </w:r>
     </w:p>
     <w:p>

--- a/lessons/2-1-flagship/downloads/2-1-flagship-notes.docx
+++ b/lessons/2-1-flagship/downloads/2-1-flagship-notes.docx
@@ -97,6 +97,69 @@
       </w:pPr>
       <w:r>
         <w:rPr>
+          <w:i/>
+          <w:iCs/>
+          <w:color w:val="5F6F80"/>
+          <w:sz w:val="19"/>
+          <w:szCs w:val="19"/>
+        </w:rPr>
+        <w:t xml:space="preserve">Picture first, then the word, then a plain-language meaning.</w:t>
+      </w:r>
+    </w:p>
+    <w:p>
+      <w:pPr>
+        <w:keepNext/>
+        <w:spacing w:after="20" w:before="120"/>
+        <w:jc w:val="center"/>
+      </w:pPr>
+      <w:r>
+        <w:drawing>
+          <wp:inline distT="0" distB="0" distL="0" distR="0">
+            <wp:extent cx="1238250" cy="933450"/>
+            <wp:effectExtent t="0" r="0" b="0" l="0"/>
+            <wp:docPr id="1" name="" descr="" title=""/>
+            <wp:cNvGraphicFramePr>
+              <a:graphicFrameLocks xmlns:a="http://schemas.openxmlformats.org/drawingml/2006/main" noChangeAspect="1"/>
+            </wp:cNvGraphicFramePr>
+            <a:graphic xmlns:a="http://schemas.openxmlformats.org/drawingml/2006/main">
+              <a:graphicData uri="http://schemas.openxmlformats.org/drawingml/2006/picture">
+                <pic:pic xmlns:pic="http://schemas.openxmlformats.org/drawingml/2006/picture">
+                  <pic:nvPicPr>
+                    <pic:cNvPr id="0" name="" descr=""/>
+                    <pic:cNvPicPr>
+                      <a:picLocks noChangeAspect="1" noChangeArrowheads="1"/>
+                    </pic:cNvPicPr>
+                  </pic:nvPicPr>
+                  <pic:blipFill>
+                    <a:blip r:embed="rId9" cstate="none"/>
+                    <a:srcRect/>
+                    <a:stretch>
+                      <a:fillRect/>
+                    </a:stretch>
+                  </pic:blipFill>
+                  <pic:spPr bwMode="auto">
+                    <a:xfrm>
+                      <a:off x="0" y="0"/>
+                      <a:ext cx="1238250" cy="933450"/>
+                    </a:xfrm>
+                    <a:prstGeom prst="rect">
+                      <a:avLst/>
+                    </a:prstGeom>
+                  </pic:spPr>
+                </pic:pic>
+              </a:graphicData>
+            </a:graphic>
+          </wp:inline>
+        </w:drawing>
+      </w:r>
+    </w:p>
+    <w:p>
+      <w:pPr>
+        <w:keepNext/>
+        <w:spacing w:after="20"/>
+      </w:pPr>
+      <w:r>
+        <w:rPr>
           <w:b/>
           <w:bCs/>
           <w:color w:val="12355B"/>
@@ -118,7 +181,7 @@
     </w:p>
     <w:p>
       <w:pPr>
-        <w:spacing w:after="60"/>
+        <w:spacing w:after="160"/>
       </w:pPr>
       <w:r>
         <w:rPr>
@@ -130,22 +193,55 @@
     </w:p>
     <w:p>
       <w:pPr>
-        <w:spacing w:after="60"/>
-      </w:pPr>
-      <w:r>
-        <w:rPr>
-          <w:i/>
-          <w:iCs/>
-          <w:color w:val="5F6F80"/>
-          <w:sz w:val="19"/>
-          <w:szCs w:val="19"/>
-        </w:rPr>
-        <w:t xml:space="preserve">In 3 ÷ 1/4 = 12, the dividend is 3 — it is the total being split</w:t>
-      </w:r>
-    </w:p>
-    <w:p>
-      <w:pPr>
-        <w:spacing w:after="60"/>
+        <w:keepNext/>
+        <w:spacing w:after="20" w:before="120"/>
+        <w:jc w:val="center"/>
+      </w:pPr>
+      <w:r>
+        <w:drawing>
+          <wp:inline distT="0" distB="0" distL="0" distR="0">
+            <wp:extent cx="1238250" cy="933450"/>
+            <wp:effectExtent t="0" r="0" b="0" l="0"/>
+            <wp:docPr id="1" name="" descr="" title=""/>
+            <wp:cNvGraphicFramePr>
+              <a:graphicFrameLocks xmlns:a="http://schemas.openxmlformats.org/drawingml/2006/main" noChangeAspect="1"/>
+            </wp:cNvGraphicFramePr>
+            <a:graphic xmlns:a="http://schemas.openxmlformats.org/drawingml/2006/main">
+              <a:graphicData uri="http://schemas.openxmlformats.org/drawingml/2006/picture">
+                <pic:pic xmlns:pic="http://schemas.openxmlformats.org/drawingml/2006/picture">
+                  <pic:nvPicPr>
+                    <pic:cNvPr id="0" name="" descr=""/>
+                    <pic:cNvPicPr>
+                      <a:picLocks noChangeAspect="1" noChangeArrowheads="1"/>
+                    </pic:cNvPicPr>
+                  </pic:nvPicPr>
+                  <pic:blipFill>
+                    <a:blip r:embed="rId9" cstate="none"/>
+                    <a:srcRect/>
+                    <a:stretch>
+                      <a:fillRect/>
+                    </a:stretch>
+                  </pic:blipFill>
+                  <pic:spPr bwMode="auto">
+                    <a:xfrm>
+                      <a:off x="0" y="0"/>
+                      <a:ext cx="1238250" cy="933450"/>
+                    </a:xfrm>
+                    <a:prstGeom prst="rect">
+                      <a:avLst/>
+                    </a:prstGeom>
+                  </pic:spPr>
+                </pic:pic>
+              </a:graphicData>
+            </a:graphic>
+          </wp:inline>
+        </w:drawing>
+      </w:r>
+    </w:p>
+    <w:p>
+      <w:pPr>
+        <w:keepNext/>
+        <w:spacing w:after="20"/>
       </w:pPr>
       <w:r>
         <w:rPr>
@@ -170,7 +266,7 @@
     </w:p>
     <w:p>
       <w:pPr>
-        <w:spacing w:after="60"/>
+        <w:spacing w:after="160"/>
       </w:pPr>
       <w:r>
         <w:rPr>
@@ -182,22 +278,55 @@
     </w:p>
     <w:p>
       <w:pPr>
-        <w:spacing w:after="60"/>
-      </w:pPr>
-      <w:r>
-        <w:rPr>
-          <w:i/>
-          <w:iCs/>
-          <w:color w:val="5F6F80"/>
-          <w:sz w:val="19"/>
-          <w:szCs w:val="19"/>
-        </w:rPr>
-        <w:t xml:space="preserve">In 3 ÷ 1/4 = 12, the divisor is 1/4 — it is the size of each piece</w:t>
-      </w:r>
-    </w:p>
-    <w:p>
-      <w:pPr>
-        <w:spacing w:after="60"/>
+        <w:keepNext/>
+        <w:spacing w:after="20" w:before="120"/>
+        <w:jc w:val="center"/>
+      </w:pPr>
+      <w:r>
+        <w:drawing>
+          <wp:inline distT="0" distB="0" distL="0" distR="0">
+            <wp:extent cx="1238250" cy="933450"/>
+            <wp:effectExtent t="0" r="0" b="0" l="0"/>
+            <wp:docPr id="1" name="" descr="" title=""/>
+            <wp:cNvGraphicFramePr>
+              <a:graphicFrameLocks xmlns:a="http://schemas.openxmlformats.org/drawingml/2006/main" noChangeAspect="1"/>
+            </wp:cNvGraphicFramePr>
+            <a:graphic xmlns:a="http://schemas.openxmlformats.org/drawingml/2006/main">
+              <a:graphicData uri="http://schemas.openxmlformats.org/drawingml/2006/picture">
+                <pic:pic xmlns:pic="http://schemas.openxmlformats.org/drawingml/2006/picture">
+                  <pic:nvPicPr>
+                    <pic:cNvPr id="0" name="" descr=""/>
+                    <pic:cNvPicPr>
+                      <a:picLocks noChangeAspect="1" noChangeArrowheads="1"/>
+                    </pic:cNvPicPr>
+                  </pic:nvPicPr>
+                  <pic:blipFill>
+                    <a:blip r:embed="rId9" cstate="none"/>
+                    <a:srcRect/>
+                    <a:stretch>
+                      <a:fillRect/>
+                    </a:stretch>
+                  </pic:blipFill>
+                  <pic:spPr bwMode="auto">
+                    <a:xfrm>
+                      <a:off x="0" y="0"/>
+                      <a:ext cx="1238250" cy="933450"/>
+                    </a:xfrm>
+                    <a:prstGeom prst="rect">
+                      <a:avLst/>
+                    </a:prstGeom>
+                  </pic:spPr>
+                </pic:pic>
+              </a:graphicData>
+            </a:graphic>
+          </wp:inline>
+        </w:drawing>
+      </w:r>
+    </w:p>
+    <w:p>
+      <w:pPr>
+        <w:keepNext/>
+        <w:spacing w:after="20"/>
       </w:pPr>
       <w:r>
         <w:rPr>
@@ -222,7 +351,7 @@
     </w:p>
     <w:p>
       <w:pPr>
-        <w:spacing w:after="60"/>
+        <w:spacing w:after="160"/>
       </w:pPr>
       <w:r>
         <w:rPr>
@@ -234,22 +363,55 @@
     </w:p>
     <w:p>
       <w:pPr>
-        <w:spacing w:after="60"/>
-      </w:pPr>
-      <w:r>
-        <w:rPr>
-          <w:i/>
-          <w:iCs/>
-          <w:color w:val="5F6F80"/>
-          <w:sz w:val="19"/>
-          <w:szCs w:val="19"/>
-        </w:rPr>
-        <w:t xml:space="preserve">In 3 ÷ 1/4 = 12, the quotient is 12 — there are 12 quarter-size pieces in 3</w:t>
-      </w:r>
-    </w:p>
-    <w:p>
-      <w:pPr>
-        <w:spacing w:after="60"/>
+        <w:keepNext/>
+        <w:spacing w:after="20" w:before="120"/>
+        <w:jc w:val="center"/>
+      </w:pPr>
+      <w:r>
+        <w:drawing>
+          <wp:inline distT="0" distB="0" distL="0" distR="0">
+            <wp:extent cx="1238250" cy="933450"/>
+            <wp:effectExtent t="0" r="0" b="0" l="0"/>
+            <wp:docPr id="1" name="" descr="" title=""/>
+            <wp:cNvGraphicFramePr>
+              <a:graphicFrameLocks xmlns:a="http://schemas.openxmlformats.org/drawingml/2006/main" noChangeAspect="1"/>
+            </wp:cNvGraphicFramePr>
+            <a:graphic xmlns:a="http://schemas.openxmlformats.org/drawingml/2006/main">
+              <a:graphicData uri="http://schemas.openxmlformats.org/drawingml/2006/picture">
+                <pic:pic xmlns:pic="http://schemas.openxmlformats.org/drawingml/2006/picture">
+                  <pic:nvPicPr>
+                    <pic:cNvPr id="0" name="" descr=""/>
+                    <pic:cNvPicPr>
+                      <a:picLocks noChangeAspect="1" noChangeArrowheads="1"/>
+                    </pic:cNvPicPr>
+                  </pic:nvPicPr>
+                  <pic:blipFill>
+                    <a:blip r:embed="rId10" cstate="none"/>
+                    <a:srcRect/>
+                    <a:stretch>
+                      <a:fillRect/>
+                    </a:stretch>
+                  </pic:blipFill>
+                  <pic:spPr bwMode="auto">
+                    <a:xfrm>
+                      <a:off x="0" y="0"/>
+                      <a:ext cx="1238250" cy="933450"/>
+                    </a:xfrm>
+                    <a:prstGeom prst="rect">
+                      <a:avLst/>
+                    </a:prstGeom>
+                  </pic:spPr>
+                </pic:pic>
+              </a:graphicData>
+            </a:graphic>
+          </wp:inline>
+        </w:drawing>
+      </w:r>
+    </w:p>
+    <w:p>
+      <w:pPr>
+        <w:keepNext/>
+        <w:spacing w:after="20"/>
       </w:pPr>
       <w:r>
         <w:rPr>
@@ -274,7 +436,7 @@
     </w:p>
     <w:p>
       <w:pPr>
-        <w:spacing w:after="60"/>
+        <w:spacing w:after="160"/>
       </w:pPr>
       <w:r>
         <w:rPr>
@@ -286,22 +448,55 @@
     </w:p>
     <w:p>
       <w:pPr>
-        <w:spacing w:after="60"/>
-      </w:pPr>
-      <w:r>
-        <w:rPr>
-          <w:i/>
-          <w:iCs/>
-          <w:color w:val="5F6F80"/>
-          <w:sz w:val="19"/>
-          <w:szCs w:val="19"/>
-        </w:rPr>
-        <w:t xml:space="preserve">The reciprocal of 1/4 is 4/1 = 4. Multiplying by the reciprocal gives the same result as dividing.</w:t>
-      </w:r>
-    </w:p>
-    <w:p>
-      <w:pPr>
-        <w:spacing w:after="60"/>
+        <w:keepNext/>
+        <w:spacing w:after="20" w:before="120"/>
+        <w:jc w:val="center"/>
+      </w:pPr>
+      <w:r>
+        <w:drawing>
+          <wp:inline distT="0" distB="0" distL="0" distR="0">
+            <wp:extent cx="1238250" cy="933450"/>
+            <wp:effectExtent t="0" r="0" b="0" l="0"/>
+            <wp:docPr id="1" name="" descr="" title=""/>
+            <wp:cNvGraphicFramePr>
+              <a:graphicFrameLocks xmlns:a="http://schemas.openxmlformats.org/drawingml/2006/main" noChangeAspect="1"/>
+            </wp:cNvGraphicFramePr>
+            <a:graphic xmlns:a="http://schemas.openxmlformats.org/drawingml/2006/main">
+              <a:graphicData uri="http://schemas.openxmlformats.org/drawingml/2006/picture">
+                <pic:pic xmlns:pic="http://schemas.openxmlformats.org/drawingml/2006/picture">
+                  <pic:nvPicPr>
+                    <pic:cNvPr id="0" name="" descr=""/>
+                    <pic:cNvPicPr>
+                      <a:picLocks noChangeAspect="1" noChangeArrowheads="1"/>
+                    </pic:cNvPicPr>
+                  </pic:nvPicPr>
+                  <pic:blipFill>
+                    <a:blip r:embed="rId11" cstate="none"/>
+                    <a:srcRect/>
+                    <a:stretch>
+                      <a:fillRect/>
+                    </a:stretch>
+                  </pic:blipFill>
+                  <pic:spPr bwMode="auto">
+                    <a:xfrm>
+                      <a:off x="0" y="0"/>
+                      <a:ext cx="1238250" cy="933450"/>
+                    </a:xfrm>
+                    <a:prstGeom prst="rect">
+                      <a:avLst/>
+                    </a:prstGeom>
+                  </pic:spPr>
+                </pic:pic>
+              </a:graphicData>
+            </a:graphic>
+          </wp:inline>
+        </w:drawing>
+      </w:r>
+    </w:p>
+    <w:p>
+      <w:pPr>
+        <w:keepNext/>
+        <w:spacing w:after="20"/>
       </w:pPr>
       <w:r>
         <w:rPr>
@@ -326,7 +521,7 @@
     </w:p>
     <w:p>
       <w:pPr>
-        <w:spacing w:after="60"/>
+        <w:spacing w:after="160"/>
       </w:pPr>
       <w:r>
         <w:rPr>
@@ -334,21 +529,6 @@
           <w:szCs w:val="21"/>
         </w:rPr>
         <w:t xml:space="preserve">A fraction with 1 on top, like 1/4.</w:t>
-      </w:r>
-    </w:p>
-    <w:p>
-      <w:pPr>
-        <w:spacing w:after="60"/>
-      </w:pPr>
-      <w:r>
-        <w:rPr>
-          <w:i/>
-          <w:iCs/>
-          <w:color w:val="5F6F80"/>
-          <w:sz w:val="19"/>
-          <w:szCs w:val="19"/>
-        </w:rPr>
-        <w:t xml:space="preserve">1/2, 1/3, 1/4, 1/5 — each represents one equal part of a whole</w:t>
       </w:r>
     </w:p>
     <w:p>

--- a/lessons/2-1-flagship/downloads/2-1-flagship-notes.docx
+++ b/lessons/2-1-flagship/downloads/2-1-flagship-notes.docx
@@ -1223,7 +1223,7 @@
           <w:sz w:val="24"/>
           <w:szCs w:val="24"/>
         </w:rPr>
-        <w:t xml:space="preserve">Try the Model</w:t>
+        <w:t xml:space="preserve">Solved Example</w:t>
       </w:r>
       <w:r>
         <w:rPr>
@@ -1233,90 +1233,152 @@
           <w:sz w:val="19"/>
           <w:szCs w:val="19"/>
         </w:rPr>
-        <w:t xml:space="preserve">   step through it together</w:t>
-      </w:r>
-    </w:p>
-    <w:p>
-      <w:pPr>
-        <w:spacing w:after="80"/>
-      </w:pPr>
-      <w:r>
-        <w:rPr>
-          <w:sz w:val="21"/>
-          <w:szCs w:val="21"/>
-        </w:rPr>
-        <w:t xml:space="preserve">Use the bar model to see how many 1/4-size pieces fit into 3 wholes.</w:t>
-      </w:r>
-    </w:p>
-    <w:p>
-      <w:pPr>
+        <w:t xml:space="preserve">   I Do — watch each step</w:t>
+      </w:r>
+    </w:p>
+    <w:p>
+      <w:pPr>
+        <w:keepNext/>
         <w:spacing w:after="40"/>
       </w:pPr>
       <w:r>
-        <w:t xml:space="preserve"/>
-      </w:r>
-    </w:p>
-    <w:tbl>
-      <w:tblPr>
-        <w:tblW w:type="pct" w:w="100%"/>
-        <w:tblBorders>
-          <w:top w:val="single" w:color="C7D2DD" w:sz="6"/>
-          <w:left w:val="single" w:color="C7D2DD" w:sz="6"/>
-          <w:bottom w:val="single" w:color="C7D2DD" w:sz="6"/>
-          <w:right w:val="single" w:color="C7D2DD" w:sz="6"/>
-          <w:insideH w:val="single" w:color="auto" w:sz="4"/>
-          <w:insideV w:val="single" w:color="auto" w:sz="4"/>
-        </w:tblBorders>
-      </w:tblPr>
-      <w:tblGrid>
-        <w:gridCol w:w="100"/>
-      </w:tblGrid>
-      <w:tr>
-        <w:tc>
-          <w:tcPr>
-            <w:shd w:fill="E6F4F3" w:color="auto" w:val="clear"/>
-            <w:tcMar>
-              <w:top w:type="dxa" w:w="60"/>
-              <w:left w:type="dxa" w:w="120"/>
-              <w:bottom w:type="dxa" w:w="60"/>
-              <w:right w:type="dxa" w:w="120"/>
-            </w:tcMar>
-          </w:tcPr>
-          <w:p>
-            <w:pPr>
-              <w:spacing w:after="0" w:line="320"/>
-            </w:pPr>
-            <w:r>
-              <w:t xml:space="preserve"/>
-            </w:r>
-          </w:p>
-          <w:p>
-            <w:pPr>
-              <w:spacing w:after="0" w:line="320"/>
-            </w:pPr>
-            <w:r>
-              <w:t xml:space="preserve"/>
-            </w:r>
-          </w:p>
-          <w:p>
-            <w:pPr>
-              <w:spacing w:after="0" w:line="320"/>
-            </w:pPr>
-            <w:r>
-              <w:t xml:space="preserve"/>
-            </w:r>
-          </w:p>
-          <w:p>
-            <w:pPr>
-              <w:spacing w:after="0" w:line="320"/>
-            </w:pPr>
-            <w:r>
-              <w:t xml:space="preserve"/>
-            </w:r>
-          </w:p>
-        </w:tc>
-      </w:tr>
-    </w:tbl>
+        <w:rPr>
+          <w:b/>
+          <w:bCs/>
+          <w:color w:val="12355B"/>
+          <w:sz w:val="21"/>
+          <w:szCs w:val="21"/>
+        </w:rPr>
+        <w:t xml:space="preserve">Problem:  </w:t>
+      </w:r>
+      <w:r>
+        <w:rPr>
+          <w:sz w:val="21"/>
+          <w:szCs w:val="21"/>
+        </w:rPr>
+        <w:t xml:space="preserve">What does 3 ÷ 1/4 mean?</w:t>
+      </w:r>
+    </w:p>
+    <w:p>
+      <w:pPr>
+        <w:spacing w:after="30"/>
+        <w:ind w:left="420"/>
+      </w:pPr>
+      <w:r>
+        <w:rPr>
+          <w:sz w:val="20"/>
+          <w:szCs w:val="20"/>
+        </w:rPr>
+        <w:t xml:space="preserve">A)  How many 1/4-size pieces fit into 3</w:t>
+      </w:r>
+    </w:p>
+    <w:p>
+      <w:pPr>
+        <w:spacing w:after="30"/>
+        <w:ind w:left="420"/>
+      </w:pPr>
+      <w:r>
+        <w:rPr>
+          <w:sz w:val="20"/>
+          <w:szCs w:val="20"/>
+        </w:rPr>
+        <w:t xml:space="preserve">B)  3 groups of 1/4</w:t>
+      </w:r>
+    </w:p>
+    <w:p>
+      <w:pPr>
+        <w:spacing w:after="30"/>
+        <w:ind w:left="420"/>
+      </w:pPr>
+      <w:r>
+        <w:rPr>
+          <w:sz w:val="20"/>
+          <w:szCs w:val="20"/>
+        </w:rPr>
+        <w:t xml:space="preserve">C)  3 minus 1/4</w:t>
+      </w:r>
+    </w:p>
+    <w:p>
+      <w:pPr>
+        <w:spacing w:after="30"/>
+        <w:ind w:left="420"/>
+      </w:pPr>
+      <w:r>
+        <w:rPr>
+          <w:sz w:val="20"/>
+          <w:szCs w:val="20"/>
+        </w:rPr>
+        <w:t xml:space="preserve">D)  1/4 of 3</w:t>
+      </w:r>
+    </w:p>
+    <w:p>
+      <w:pPr>
+        <w:spacing w:after="20" w:before="50"/>
+      </w:pPr>
+      <w:r>
+        <w:rPr>
+          <w:b/>
+          <w:bCs/>
+          <w:color w:val="1FA6A2"/>
+          <w:sz w:val="21"/>
+          <w:szCs w:val="21"/>
+        </w:rPr>
+        <w:t xml:space="preserve">Step 1:  </w:t>
+      </w:r>
+      <w:r>
+        <w:rPr>
+          <w:sz w:val="21"/>
+          <w:szCs w:val="21"/>
+        </w:rPr>
+        <w:t xml:space="preserve">3 ÷ 1/4 asks: how many 1/4-size pieces fit into 3?</w:t>
+      </w:r>
+    </w:p>
+    <w:p>
+      <w:pPr>
+        <w:spacing w:after="20" w:before="50"/>
+      </w:pPr>
+      <w:r>
+        <w:rPr>
+          <w:b/>
+          <w:bCs/>
+          <w:color w:val="1FA6A2"/>
+          <w:sz w:val="21"/>
+          <w:szCs w:val="21"/>
+        </w:rPr>
+        <w:t xml:space="preserve">Step 2:  </w:t>
+      </w:r>
+      <w:r>
+        <w:rPr>
+          <w:sz w:val="21"/>
+          <w:szCs w:val="21"/>
+        </w:rPr>
+        <w:t xml:space="preserve">The answer is 12, because each whole has 4 fourths, and 3 × 4 = 12.</w:t>
+      </w:r>
+    </w:p>
+    <w:p>
+      <w:pPr>
+        <w:spacing w:after="40" w:before="60"/>
+      </w:pPr>
+      <w:r>
+        <w:rPr>
+          <w:b/>
+          <w:bCs/>
+          <w:color w:val="12355B"/>
+          <w:sz w:val="21"/>
+          <w:szCs w:val="21"/>
+        </w:rPr>
+        <w:t xml:space="preserve">Answer:  </w:t>
+      </w:r>
+      <w:r>
+        <w:rPr>
+          <w:b/>
+          <w:bCs/>
+          <w:sz w:val="21"/>
+          <w:szCs w:val="21"/>
+        </w:rPr>
+        <w:t xml:space="preserve">A. How many 1/4-size pieces fit into 3</w:t>
+      </w:r>
+    </w:p>
     <w:p>
       <w:pPr>
         <w:pStyle w:val="Heading1"/>
@@ -1361,6 +1423,170 @@
           <w:szCs w:val="19"/>
         </w:rPr>
         <w:t xml:space="preserve">   We Do — work with your class</w:t>
+      </w:r>
+    </w:p>
+    <w:p>
+      <w:pPr>
+        <w:keepNext/>
+        <w:spacing w:after="40" w:before="40"/>
+      </w:pPr>
+      <w:r>
+        <w:rPr>
+          <w:b/>
+          <w:bCs/>
+          <w:color w:val="12355B"/>
+          <w:sz w:val="21"/>
+          <w:szCs w:val="21"/>
+        </w:rPr>
+        <w:t xml:space="preserve">Problem:  </w:t>
+      </w:r>
+      <w:r>
+        <w:rPr>
+          <w:sz w:val="21"/>
+          <w:szCs w:val="21"/>
+        </w:rPr>
+        <w:t xml:space="preserve">Which expression means 'how many 1/3-size pieces are in 2'?</w:t>
+      </w:r>
+    </w:p>
+    <w:p>
+      <w:pPr>
+        <w:spacing w:after="30"/>
+        <w:ind w:left="420"/>
+      </w:pPr>
+      <w:r>
+        <w:rPr>
+          <w:sz w:val="20"/>
+          <w:szCs w:val="20"/>
+        </w:rPr>
+        <w:t xml:space="preserve">A)  2 ÷ 1/3</w:t>
+      </w:r>
+    </w:p>
+    <w:p>
+      <w:pPr>
+        <w:spacing w:after="30"/>
+        <w:ind w:left="420"/>
+      </w:pPr>
+      <w:r>
+        <w:rPr>
+          <w:sz w:val="20"/>
+          <w:szCs w:val="20"/>
+        </w:rPr>
+        <w:t xml:space="preserve">B)  2 × 1/3</w:t>
+      </w:r>
+    </w:p>
+    <w:p>
+      <w:pPr>
+        <w:spacing w:after="30"/>
+        <w:ind w:left="420"/>
+      </w:pPr>
+      <w:r>
+        <w:rPr>
+          <w:sz w:val="20"/>
+          <w:szCs w:val="20"/>
+        </w:rPr>
+        <w:t xml:space="preserve">C)  1/3 ÷ 2</w:t>
+      </w:r>
+    </w:p>
+    <w:p>
+      <w:pPr>
+        <w:spacing w:after="30"/>
+        <w:ind w:left="420"/>
+      </w:pPr>
+      <w:r>
+        <w:rPr>
+          <w:sz w:val="20"/>
+          <w:szCs w:val="20"/>
+        </w:rPr>
+        <w:t xml:space="preserve">D)  2 + 1/3</w:t>
+      </w:r>
+    </w:p>
+    <w:p>
+      <w:pPr>
+        <w:keepNext/>
+        <w:spacing w:after="0" w:before="50"/>
+      </w:pPr>
+      <w:r>
+        <w:rPr>
+          <w:b/>
+          <w:bCs/>
+          <w:color w:val="6B4FA0"/>
+          <w:sz w:val="21"/>
+          <w:szCs w:val="21"/>
+        </w:rPr>
+        <w:t xml:space="preserve">Step 1:</w:t>
+      </w:r>
+    </w:p>
+    <w:p>
+      <w:pPr>
+        <w:pBdr>
+          <w:bottom w:val="single" w:color="AFBECC" w:sz="6"/>
+        </w:pBdr>
+        <w:spacing w:after="30" w:before="150"/>
+      </w:pPr>
+      <w:r>
+        <w:t xml:space="preserve"/>
+      </w:r>
+    </w:p>
+    <w:p>
+      <w:pPr>
+        <w:keepNext/>
+        <w:spacing w:after="0" w:before="50"/>
+      </w:pPr>
+      <w:r>
+        <w:rPr>
+          <w:b/>
+          <w:bCs/>
+          <w:color w:val="6B4FA0"/>
+          <w:sz w:val="21"/>
+          <w:szCs w:val="21"/>
+        </w:rPr>
+        <w:t xml:space="preserve">Step 2:</w:t>
+      </w:r>
+    </w:p>
+    <w:p>
+      <w:pPr>
+        <w:pBdr>
+          <w:bottom w:val="single" w:color="AFBECC" w:sz="6"/>
+        </w:pBdr>
+        <w:spacing w:after="30" w:before="150"/>
+      </w:pPr>
+      <w:r>
+        <w:t xml:space="preserve"/>
+      </w:r>
+    </w:p>
+    <w:p>
+      <w:pPr>
+        <w:keepNext/>
+        <w:spacing w:after="0" w:before="60"/>
+      </w:pPr>
+      <w:r>
+        <w:rPr>
+          <w:b/>
+          <w:bCs/>
+          <w:color w:val="12355B"/>
+          <w:sz w:val="21"/>
+          <w:szCs w:val="21"/>
+        </w:rPr>
+        <w:t xml:space="preserve">Answer:</w:t>
+      </w:r>
+    </w:p>
+    <w:p>
+      <w:pPr>
+        <w:pBdr>
+          <w:bottom w:val="single" w:color="AFBECC" w:sz="6"/>
+        </w:pBdr>
+        <w:spacing w:after="30" w:before="150"/>
+      </w:pPr>
+      <w:r>
+        <w:t xml:space="preserve"/>
+      </w:r>
+    </w:p>
+    <w:p>
+      <w:pPr>
+        <w:spacing w:after="80"/>
+      </w:pPr>
+      <w:r>
+        <w:t xml:space="preserve"/>
       </w:r>
     </w:p>
     <w:tbl>
@@ -1880,7 +2106,7 @@
           <w:sz w:val="21"/>
           <w:szCs w:val="21"/>
         </w:rPr>
-        <w:t xml:space="preserve">What does 3 ÷ 1/4 mean?</w:t>
+        <w:t xml:space="preserve">A rope is 4 feet long. How many 1/2-foot pieces can be cut from it?</w:t>
       </w:r>
     </w:p>
     <w:p>
@@ -1893,7 +2119,7 @@
           <w:sz w:val="20"/>
           <w:szCs w:val="20"/>
         </w:rPr>
-        <w:t xml:space="preserve">A)  How many 1/4-size pieces fit into 3</w:t>
+        <w:t xml:space="preserve">A)  8 pieces</w:t>
       </w:r>
     </w:p>
     <w:p>
@@ -1906,7 +2132,7 @@
           <w:sz w:val="20"/>
           <w:szCs w:val="20"/>
         </w:rPr>
-        <w:t xml:space="preserve">B)  3 groups of 1/4</w:t>
+        <w:t xml:space="preserve">B)  2 pieces</w:t>
       </w:r>
     </w:p>
     <w:p>
@@ -1919,7 +2145,7 @@
           <w:sz w:val="20"/>
           <w:szCs w:val="20"/>
         </w:rPr>
-        <w:t xml:space="preserve">C)  3 minus 1/4</w:t>
+        <w:t xml:space="preserve">C)  4 pieces</w:t>
       </w:r>
     </w:p>
     <w:p>
@@ -1932,7 +2158,7 @@
           <w:sz w:val="20"/>
           <w:szCs w:val="20"/>
         </w:rPr>
-        <w:t xml:space="preserve">D)  1/4 of 3</w:t>
+        <w:t xml:space="preserve">D)  1/2 piece</w:t>
       </w:r>
     </w:p>
     <w:p>
@@ -2010,7 +2236,7 @@
           <w:sz w:val="21"/>
           <w:szCs w:val="21"/>
         </w:rPr>
-        <w:t xml:space="preserve">Which expression means 'how many 1/3-size pieces are in 2'?</w:t>
+        <w:t xml:space="preserve">What is 6 ÷ 1/5?</w:t>
       </w:r>
     </w:p>
     <w:p>
@@ -2023,7 +2249,7 @@
           <w:sz w:val="20"/>
           <w:szCs w:val="20"/>
         </w:rPr>
-        <w:t xml:space="preserve">A)  2 ÷ 1/3</w:t>
+        <w:t xml:space="preserve">A)  30</w:t>
       </w:r>
     </w:p>
     <w:p>
@@ -2036,7 +2262,7 @@
           <w:sz w:val="20"/>
           <w:szCs w:val="20"/>
         </w:rPr>
-        <w:t xml:space="preserve">B)  2 × 1/3</w:t>
+        <w:t xml:space="preserve">B)  6/5</w:t>
       </w:r>
     </w:p>
     <w:p>
@@ -2049,7 +2275,7 @@
           <w:sz w:val="20"/>
           <w:szCs w:val="20"/>
         </w:rPr>
-        <w:t xml:space="preserve">C)  1/3 ÷ 2</w:t>
+        <w:t xml:space="preserve">C)  5/6</w:t>
       </w:r>
     </w:p>
     <w:p>
@@ -2062,7 +2288,7 @@
           <w:sz w:val="20"/>
           <w:szCs w:val="20"/>
         </w:rPr>
-        <w:t xml:space="preserve">D)  2 + 1/3</w:t>
+        <w:t xml:space="preserve">D)  1</w:t>
       </w:r>
     </w:p>
     <w:p>
@@ -2140,7 +2366,7 @@
           <w:sz w:val="21"/>
           <w:szCs w:val="21"/>
         </w:rPr>
-        <w:t xml:space="preserve">A rope is 4 feet long. How many 1/2-foot pieces can be cut from it?</w:t>
+        <w:t xml:space="preserve">A shelf is 5 feet long. Books are each 1/4 foot wide. How many books fit on the shelf? Which expression represents this?</w:t>
       </w:r>
     </w:p>
     <w:p>
@@ -2153,7 +2379,7 @@
           <w:sz w:val="20"/>
           <w:szCs w:val="20"/>
         </w:rPr>
-        <w:t xml:space="preserve">A)  8 pieces</w:t>
+        <w:t xml:space="preserve">A)  5 ÷ 1/4 = 20 books</w:t>
       </w:r>
     </w:p>
     <w:p>
@@ -2166,7 +2392,7 @@
           <w:sz w:val="20"/>
           <w:szCs w:val="20"/>
         </w:rPr>
-        <w:t xml:space="preserve">B)  2 pieces</w:t>
+        <w:t xml:space="preserve">B)  5 × 1/4 = 1 1/4 books</w:t>
       </w:r>
     </w:p>
     <w:p>
@@ -2179,7 +2405,7 @@
           <w:sz w:val="20"/>
           <w:szCs w:val="20"/>
         </w:rPr>
-        <w:t xml:space="preserve">C)  4 pieces</w:t>
+        <w:t xml:space="preserve">C)  1/4 ÷ 5 = 1/20 book</w:t>
       </w:r>
     </w:p>
     <w:p>
@@ -2192,7 +2418,7 @@
           <w:sz w:val="20"/>
           <w:szCs w:val="20"/>
         </w:rPr>
-        <w:t xml:space="preserve">D)  1/2 piece</w:t>
+        <w:t xml:space="preserve">D)  5 + 1/4 = 5 1/4 books</w:t>
       </w:r>
     </w:p>
     <w:p>
@@ -2250,136 +2476,6 @@
     </w:tbl>
     <w:p>
       <w:pPr>
-        <w:keepNext/>
-        <w:spacing w:after="60" w:before="160"/>
-      </w:pPr>
-      <w:r>
-        <w:rPr>
-          <w:b/>
-          <w:bCs/>
-          <w:color w:val="12355B"/>
-          <w:sz w:val="22"/>
-          <w:szCs w:val="22"/>
-        </w:rPr>
-        <w:t xml:space="preserve">4.  </w:t>
-      </w:r>
-      <w:r>
-        <w:rPr>
-          <w:b/>
-          <w:bCs/>
-          <w:sz w:val="21"/>
-          <w:szCs w:val="21"/>
-        </w:rPr>
-        <w:t xml:space="preserve">What is 6 ÷ 1/5?</w:t>
-      </w:r>
-    </w:p>
-    <w:p>
-      <w:pPr>
-        <w:spacing w:after="40"/>
-        <w:ind w:left="420"/>
-      </w:pPr>
-      <w:r>
-        <w:rPr>
-          <w:sz w:val="20"/>
-          <w:szCs w:val="20"/>
-        </w:rPr>
-        <w:t xml:space="preserve">A)  30</w:t>
-      </w:r>
-    </w:p>
-    <w:p>
-      <w:pPr>
-        <w:spacing w:after="40"/>
-        <w:ind w:left="420"/>
-      </w:pPr>
-      <w:r>
-        <w:rPr>
-          <w:sz w:val="20"/>
-          <w:szCs w:val="20"/>
-        </w:rPr>
-        <w:t xml:space="preserve">B)  6/5</w:t>
-      </w:r>
-    </w:p>
-    <w:p>
-      <w:pPr>
-        <w:spacing w:after="40"/>
-        <w:ind w:left="420"/>
-      </w:pPr>
-      <w:r>
-        <w:rPr>
-          <w:sz w:val="20"/>
-          <w:szCs w:val="20"/>
-        </w:rPr>
-        <w:t xml:space="preserve">C)  5/6</w:t>
-      </w:r>
-    </w:p>
-    <w:p>
-      <w:pPr>
-        <w:spacing w:after="40"/>
-        <w:ind w:left="420"/>
-      </w:pPr>
-      <w:r>
-        <w:rPr>
-          <w:sz w:val="20"/>
-          <w:szCs w:val="20"/>
-        </w:rPr>
-        <w:t xml:space="preserve">D)  1</w:t>
-      </w:r>
-    </w:p>
-    <w:p>
-      <w:pPr>
-        <w:spacing w:after="20"/>
-      </w:pPr>
-      <w:r>
-        <w:t xml:space="preserve"/>
-      </w:r>
-    </w:p>
-    <w:tbl>
-      <w:tblPr>
-        <w:tblW w:type="pct" w:w="100%"/>
-        <w:tblBorders>
-          <w:top w:val="single" w:color="C7D2DD" w:sz="6"/>
-          <w:left w:val="single" w:color="C7D2DD" w:sz="6"/>
-          <w:bottom w:val="single" w:color="C7D2DD" w:sz="6"/>
-          <w:right w:val="single" w:color="C7D2DD" w:sz="6"/>
-          <w:insideH w:val="single" w:color="auto" w:sz="4"/>
-          <w:insideV w:val="single" w:color="auto" w:sz="4"/>
-        </w:tblBorders>
-      </w:tblPr>
-      <w:tblGrid>
-        <w:gridCol w:w="100"/>
-      </w:tblGrid>
-      <w:tr>
-        <w:tc>
-          <w:tcPr>
-            <w:shd w:fill="FBF3E2" w:color="auto" w:val="clear"/>
-            <w:tcMar>
-              <w:top w:type="dxa" w:w="60"/>
-              <w:left w:type="dxa" w:w="120"/>
-              <w:bottom w:type="dxa" w:w="60"/>
-              <w:right w:type="dxa" w:w="120"/>
-            </w:tcMar>
-          </w:tcPr>
-          <w:p>
-            <w:pPr>
-              <w:spacing w:after="0" w:line="320"/>
-            </w:pPr>
-            <w:r>
-              <w:t xml:space="preserve"/>
-            </w:r>
-          </w:p>
-          <w:p>
-            <w:pPr>
-              <w:spacing w:after="0" w:line="320"/>
-            </w:pPr>
-            <w:r>
-              <w:t xml:space="preserve"/>
-            </w:r>
-          </w:p>
-        </w:tc>
-      </w:tr>
-    </w:tbl>
-    <w:p>
-      <w:pPr>
         <w:pStyle w:val="Heading1"/>
         <w:pageBreakBefore/>
         <w:pBdr>
@@ -3035,6 +3131,64 @@
           <w:sz w:val="24"/>
           <w:szCs w:val="24"/>
         </w:rPr>
+        <w:t xml:space="preserve">Worked Notes (I Do / We Do)</w:t>
+      </w:r>
+    </w:p>
+    <w:p>
+      <w:pPr>
+        <w:spacing w:after="80"/>
+      </w:pPr>
+      <w:r>
+        <w:rPr>
+          <w:b/>
+          <w:bCs/>
+          <w:sz w:val="21"/>
+          <w:szCs w:val="21"/>
+        </w:rPr>
+        <w:t xml:space="preserve">I Do:  </w:t>
+      </w:r>
+      <w:r>
+        <w:rPr>
+          <w:sz w:val="21"/>
+          <w:szCs w:val="21"/>
+        </w:rPr>
+        <w:t xml:space="preserve">A. How many 1/4-size pieces fit into 3</w:t>
+      </w:r>
+    </w:p>
+    <w:p>
+      <w:pPr>
+        <w:spacing w:after="80"/>
+      </w:pPr>
+      <w:r>
+        <w:rPr>
+          <w:b/>
+          <w:bCs/>
+          <w:sz w:val="21"/>
+          <w:szCs w:val="21"/>
+        </w:rPr>
+        <w:t xml:space="preserve">We Do:  </w:t>
+      </w:r>
+      <w:r>
+        <w:rPr>
+          <w:sz w:val="21"/>
+          <w:szCs w:val="21"/>
+        </w:rPr>
+        <w:t xml:space="preserve">A. 2 ÷ 1/3</w:t>
+      </w:r>
+    </w:p>
+    <w:p>
+      <w:pPr>
+        <w:pStyle w:val="Heading2"/>
+        <w:spacing w:after="80" w:before="180"/>
+      </w:pPr>
+      <w:r>
+        <w:rPr>
+          <w:b/>
+          <w:bCs/>
+          <w:color w:val="12355B"/>
+          <w:sz w:val="24"/>
+          <w:szCs w:val="24"/>
+        </w:rPr>
         <w:t xml:space="preserve">Independent Practice</w:t>
       </w:r>
     </w:p>
@@ -3056,7 +3210,7 @@
           <w:sz w:val="21"/>
           <w:szCs w:val="21"/>
         </w:rPr>
-        <w:t xml:space="preserve">A)  How many 1/4-size pieces fit into 3</w:t>
+        <w:t xml:space="preserve">A)  8 pieces</w:t>
       </w:r>
       <w:r>
         <w:rPr>
@@ -3066,7 +3220,7 @@
           <w:sz w:val="19"/>
           <w:szCs w:val="19"/>
         </w:rPr>
-        <w:t xml:space="preserve">  — 3 ÷ 1/4 asks: how many 1/4-size pieces fit into 3? The answer is 12, because each whole has 4 fourths, and 3 × 4 = 12.</w:t>
+        <w:t xml:space="preserve">  — 4 ÷ 1/2 = 4 × 2 = 8 pieces. Each whole foot contains 2 halves, and 4 × 2 = 8.</w:t>
       </w:r>
     </w:p>
     <w:p>
@@ -3087,7 +3241,7 @@
           <w:sz w:val="21"/>
           <w:szCs w:val="21"/>
         </w:rPr>
-        <w:t xml:space="preserve">A)  2 ÷ 1/3</w:t>
+        <w:t xml:space="preserve">A)  30</w:t>
       </w:r>
       <w:r>
         <w:rPr>
@@ -3097,7 +3251,7 @@
           <w:sz w:val="19"/>
           <w:szCs w:val="19"/>
         </w:rPr>
-        <w:t xml:space="preserve">  — Finding how many 1/3-size pieces fit into 2 is represented by 2 ÷ 1/3. The answer is 6.</w:t>
+        <w:t xml:space="preserve">  — 6 ÷ 1/5 means how many 1/5-size pieces fit into 6. Each whole has 5 fifths, so 6 × 5 = 30.</w:t>
       </w:r>
     </w:p>
     <w:p>
@@ -3118,7 +3272,7 @@
           <w:sz w:val="21"/>
           <w:szCs w:val="21"/>
         </w:rPr>
-        <w:t xml:space="preserve">A)  8 pieces</w:t>
+        <w:t xml:space="preserve">A)  5 ÷ 1/4 = 20 books</w:t>
       </w:r>
       <w:r>
         <w:rPr>
@@ -3128,38 +3282,7 @@
           <w:sz w:val="19"/>
           <w:szCs w:val="19"/>
         </w:rPr>
-        <w:t xml:space="preserve">  — 4 ÷ 1/2 = 4 × 2 = 8 pieces. Each whole foot contains 2 halves, and 4 × 2 = 8.</w:t>
-      </w:r>
-    </w:p>
-    <w:p>
-      <w:pPr>
-        <w:spacing w:after="80"/>
-      </w:pPr>
-      <w:r>
-        <w:rPr>
-          <w:b/>
-          <w:bCs/>
-          <w:sz w:val="21"/>
-          <w:szCs w:val="21"/>
-        </w:rPr>
-        <w:t xml:space="preserve">4.  </w:t>
-      </w:r>
-      <w:r>
-        <w:rPr>
-          <w:sz w:val="21"/>
-          <w:szCs w:val="21"/>
-        </w:rPr>
-        <w:t xml:space="preserve">A)  30</w:t>
-      </w:r>
-      <w:r>
-        <w:rPr>
-          <w:i/>
-          <w:iCs/>
-          <w:color w:val="5F6F80"/>
-          <w:sz w:val="19"/>
-          <w:szCs w:val="19"/>
-        </w:rPr>
-        <w:t xml:space="preserve">  — 6 ÷ 1/5 means how many 1/5-size pieces fit into 6. Each whole has 5 fifths, so 6 × 5 = 30.</w:t>
+        <w:t xml:space="preserve">  — You are finding how many 1/4-foot pieces fit into 5 feet, which is 5 ÷ 1/4 = 5 × 4 = 20 books.</w:t>
       </w:r>
     </w:p>
     <w:p>

--- a/lessons/2-1-flagship/downloads/2-1-flagship-notes.docx
+++ b/lessons/2-1-flagship/downloads/2-1-flagship-notes.docx
@@ -1023,6 +1023,216 @@
     <w:p>
       <w:pPr>
         <w:pStyle w:val="Heading1"/>
+        <w:pBdr>
+          <w:bottom w:val="single" w:color="1FA6A2" w:sz="14" w:space="6"/>
+        </w:pBdr>
+        <w:spacing w:after="140" w:before="260"/>
+      </w:pPr>
+      <w:r>
+        <w:rPr>
+          <w:b/>
+          <w:bCs/>
+          <w:color w:val="12355B"/>
+          <w:sz w:val="30"/>
+          <w:szCs w:val="30"/>
+        </w:rPr>
+        <w:t xml:space="preserve">Guided Notes</w:t>
+      </w:r>
+    </w:p>
+    <w:p>
+      <w:pPr>
+        <w:spacing w:after="100"/>
+      </w:pPr>
+      <w:r>
+        <w:rPr>
+          <w:i/>
+          <w:iCs/>
+          <w:color w:val="5F6F80"/>
+          <w:sz w:val="19"/>
+          <w:szCs w:val="19"/>
+        </w:rPr>
+        <w:t xml:space="preserve">Fill in each blank as we go. Use the Word Bank to help you.</w:t>
+      </w:r>
+    </w:p>
+    <w:tbl>
+      <w:tblPr>
+        <w:tblW w:type="pct" w:w="100%"/>
+        <w:tblBorders>
+          <w:top w:val="single" w:color="BBD0DE" w:sz="8"/>
+          <w:left w:val="single" w:color="BBD0DE" w:sz="8"/>
+          <w:bottom w:val="single" w:color="BBD0DE" w:sz="8"/>
+          <w:right w:val="single" w:color="BBD0DE" w:sz="8"/>
+          <w:insideH w:val="single" w:color="auto" w:sz="4"/>
+          <w:insideV w:val="single" w:color="auto" w:sz="4"/>
+        </w:tblBorders>
+      </w:tblPr>
+      <w:tblGrid>
+        <w:gridCol w:w="100"/>
+      </w:tblGrid>
+      <w:tr>
+        <w:tc>
+          <w:tcPr>
+            <w:shd w:fill="EEF4F8" w:color="auto" w:val="clear"/>
+            <w:tcMar>
+              <w:top w:type="dxa" w:w="120"/>
+              <w:left w:type="dxa" w:w="180"/>
+              <w:bottom w:type="dxa" w:w="120"/>
+              <w:right w:type="dxa" w:w="180"/>
+            </w:tcMar>
+          </w:tcPr>
+          <w:p>
+            <w:pPr>
+              <w:spacing w:after="40"/>
+            </w:pPr>
+            <w:r>
+              <w:rPr>
+                <w:b/>
+                <w:bCs/>
+                <w:color w:val="1FA6A2"/>
+                <w:sz w:val="18"/>
+                <w:szCs w:val="18"/>
+              </w:rPr>
+              <w:t xml:space="preserve">WORD BANK</w:t>
+            </w:r>
+          </w:p>
+          <w:p>
+            <w:pPr>
+              <w:spacing w:after="80"/>
+            </w:pPr>
+            <w:r>
+              <w:rPr>
+                <w:b/>
+                <w:bCs/>
+                <w:sz w:val="21"/>
+                <w:szCs w:val="21"/>
+              </w:rPr>
+              <w:t xml:space="preserve">Dividend      •      Divisor      •      Quotient      •      Reciprocal      •      Unit fraction</w:t>
+            </w:r>
+          </w:p>
+        </w:tc>
+      </w:tr>
+    </w:tbl>
+    <w:p>
+      <w:pPr>
+        <w:spacing w:after="80"/>
+      </w:pPr>
+      <w:r>
+        <w:t xml:space="preserve"/>
+      </w:r>
+    </w:p>
+    <w:p>
+      <w:pPr>
+        <w:spacing w:after="120" w:before="80"/>
+      </w:pPr>
+      <w:r>
+        <w:rPr>
+          <w:b/>
+          <w:bCs/>
+          <w:color w:val="12355B"/>
+          <w:sz w:val="22"/>
+          <w:szCs w:val="22"/>
+        </w:rPr>
+        <w:t xml:space="preserve">1.  </w:t>
+      </w:r>
+      <w:r>
+        <w:rPr>
+          <w:sz w:val="22"/>
+          <w:szCs w:val="22"/>
+        </w:rPr>
+        <w:t xml:space="preserve">In 6 ÷ 1/2, the number 6 being divided is the ___.</w:t>
+      </w:r>
+    </w:p>
+    <w:p>
+      <w:pPr>
+        <w:spacing w:after="120" w:before="80"/>
+      </w:pPr>
+      <w:r>
+        <w:rPr>
+          <w:b/>
+          <w:bCs/>
+          <w:color w:val="12355B"/>
+          <w:sz w:val="22"/>
+          <w:szCs w:val="22"/>
+        </w:rPr>
+        <w:t xml:space="preserve">2.  </w:t>
+      </w:r>
+      <w:r>
+        <w:rPr>
+          <w:sz w:val="22"/>
+          <w:szCs w:val="22"/>
+        </w:rPr>
+        <w:t xml:space="preserve">In 6 ÷ 1/2, the number 1/2 we divide by is the ___.</w:t>
+      </w:r>
+    </w:p>
+    <w:p>
+      <w:pPr>
+        <w:spacing w:after="120" w:before="80"/>
+      </w:pPr>
+      <w:r>
+        <w:rPr>
+          <w:b/>
+          <w:bCs/>
+          <w:color w:val="12355B"/>
+          <w:sz w:val="22"/>
+          <w:szCs w:val="22"/>
+        </w:rPr>
+        <w:t xml:space="preserve">3.  </w:t>
+      </w:r>
+      <w:r>
+        <w:rPr>
+          <w:sz w:val="22"/>
+          <w:szCs w:val="22"/>
+        </w:rPr>
+        <w:t xml:space="preserve">The answer to a division problem is the ___.</w:t>
+      </w:r>
+    </w:p>
+    <w:p>
+      <w:pPr>
+        <w:spacing w:after="120" w:before="80"/>
+      </w:pPr>
+      <w:r>
+        <w:rPr>
+          <w:b/>
+          <w:bCs/>
+          <w:color w:val="12355B"/>
+          <w:sz w:val="22"/>
+          <w:szCs w:val="22"/>
+        </w:rPr>
+        <w:t xml:space="preserve">4.  </w:t>
+      </w:r>
+      <w:r>
+        <w:rPr>
+          <w:sz w:val="22"/>
+          <w:szCs w:val="22"/>
+        </w:rPr>
+        <w:t xml:space="preserve">The fraction you get by flipping the numerator and denominator is the ___.</w:t>
+      </w:r>
+    </w:p>
+    <w:p>
+      <w:pPr>
+        <w:spacing w:after="120" w:before="80"/>
+      </w:pPr>
+      <w:r>
+        <w:rPr>
+          <w:b/>
+          <w:bCs/>
+          <w:color w:val="12355B"/>
+          <w:sz w:val="22"/>
+          <w:szCs w:val="22"/>
+        </w:rPr>
+        <w:t xml:space="preserve">5.  </w:t>
+      </w:r>
+      <w:r>
+        <w:rPr>
+          <w:sz w:val="22"/>
+          <w:szCs w:val="22"/>
+        </w:rPr>
+        <w:t xml:space="preserve">A fraction with a numerator of 1, like 1/5, is a ___.</w:t>
+      </w:r>
+    </w:p>
+    <w:p>
+      <w:pPr>
+        <w:pStyle w:val="Heading1"/>
         <w:pageBreakBefore/>
         <w:pBdr>
           <w:bottom w:val="single" w:color="1FA6A2" w:sz="14" w:space="6"/>
@@ -2025,6 +2235,87 @@
     </w:p>
     <w:p>
       <w:pPr>
+        <w:spacing w:after="40" w:before="80"/>
+      </w:pPr>
+      <w:r>
+        <w:rPr>
+          <w:b/>
+          <w:bCs/>
+          <w:color w:val="12355B"/>
+          <w:sz w:val="21"/>
+          <w:szCs w:val="21"/>
+        </w:rPr>
+        <w:t xml:space="preserve">4. </w:t>
+      </w:r>
+      <w:r>
+        <w:rPr>
+          <w:b/>
+          <w:bCs/>
+          <w:color w:val="6B4FA0"/>
+          <w:sz w:val="19"/>
+          <w:szCs w:val="19"/>
+        </w:rPr>
+        <w:t xml:space="preserve">[Practice] </w:t>
+      </w:r>
+      <w:r>
+        <w:rPr>
+          <w:b/>
+          <w:bCs/>
+          <w:sz w:val="21"/>
+          <w:szCs w:val="21"/>
+        </w:rPr>
+        <w:t xml:space="preserve">During practice on Interpret Division of Fractions, what strategy did you use when a problem felt tricky?</w:t>
+      </w:r>
+    </w:p>
+    <w:p>
+      <w:pPr>
+        <w:spacing w:after="60"/>
+      </w:pPr>
+      <w:r>
+        <w:rPr>
+          <w:color w:val="1A2733"/>
+          <w:sz w:val="21"/>
+          <w:szCs w:val="21"/>
+        </w:rPr>
+        <w:t xml:space="preserve">Start with:  In one whole foot I see ___ sections of 1/4 each.</w:t>
+      </w:r>
+      <w:r>
+        <w:rPr>
+          <w:i/>
+          <w:iCs/>
+          <w:color w:val="5F6F80"/>
+          <w:sz w:val="19"/>
+          <w:szCs w:val="19"/>
+        </w:rPr>
+        <w:br/>
+        <w:t xml:space="preserve">En un pie completo veo ___ secciones de 1/4 cada una.</w:t>
+      </w:r>
+    </w:p>
+    <w:p>
+      <w:pPr>
+        <w:spacing w:after="80"/>
+      </w:pPr>
+      <w:r>
+        <w:rPr>
+          <w:b/>
+          <w:bCs/>
+          <w:color w:val="12355B"/>
+          <w:sz w:val="19"/>
+          <w:szCs w:val="19"/>
+        </w:rPr>
+        <w:t xml:space="preserve">Word bank:  </w:t>
+      </w:r>
+      <w:r>
+        <w:rPr>
+          <w:color w:val="1FA6A2"/>
+          <w:sz w:val="19"/>
+          <w:szCs w:val="19"/>
+        </w:rPr>
+        <w:t xml:space="preserve">Dividend,  Divisor,  Quotient,  Reciprocal</w:t>
+      </w:r>
+    </w:p>
+    <w:p>
+      <w:pPr>
         <w:pStyle w:val="Heading1"/>
         <w:pageBreakBefore/>
         <w:pBdr>
@@ -2476,99 +2767,97 @@
     </w:tbl>
     <w:p>
       <w:pPr>
-        <w:pStyle w:val="Heading1"/>
-        <w:pageBreakBefore/>
-        <w:pBdr>
-          <w:bottom w:val="single" w:color="1FA6A2" w:sz="14" w:space="6"/>
-        </w:pBdr>
-        <w:spacing w:after="140" w:before="0"/>
-      </w:pPr>
-      <w:r>
-        <w:rPr>
-          <w:b/>
-          <w:bCs/>
-          <w:color w:val="12355B"/>
-          <w:sz w:val="30"/>
-          <w:szCs w:val="30"/>
-        </w:rPr>
-        <w:t xml:space="preserve">Write About the Math</w:t>
-      </w:r>
-    </w:p>
-    <w:p>
-      <w:pPr>
-        <w:pStyle w:val="Heading2"/>
-        <w:spacing w:after="80" w:before="180"/>
-      </w:pPr>
-      <w:r>
-        <w:rPr>
-          <w:b/>
-          <w:bCs/>
-          <w:color w:val="12355B"/>
-          <w:sz w:val="24"/>
-          <w:szCs w:val="24"/>
-        </w:rPr>
-        <w:t xml:space="preserve">Build Strong Sentences</w:t>
-      </w:r>
-      <w:r>
-        <w:rPr>
-          <w:i/>
-          <w:iCs/>
-          <w:color w:val="B97A12"/>
-          <w:sz w:val="19"/>
-          <w:szCs w:val="19"/>
-        </w:rPr>
-        <w:t xml:space="preserve">   The Writing Revolution</w:t>
-      </w:r>
-    </w:p>
-    <w:p>
-      <w:pPr>
-        <w:spacing w:after="100"/>
-      </w:pPr>
-      <w:r>
-        <w:rPr>
-          <w:i/>
-          <w:iCs/>
-          <w:color w:val="5F6F80"/>
-          <w:sz w:val="19"/>
-          <w:szCs w:val="19"/>
-        </w:rPr>
-        <w:t xml:space="preserve">I can explain a fraction division using the words dividend, divisor, quotient, reciprocal, and unit fraction.</w:t>
-      </w:r>
-    </w:p>
-    <w:p>
-      <w:pPr>
-        <w:pStyle w:val="Heading2"/>
-        <w:spacing w:after="80" w:before="180"/>
-      </w:pPr>
-      <w:r>
-        <w:rPr>
-          <w:b/>
-          <w:bCs/>
-          <w:color w:val="12355B"/>
-          <w:sz w:val="24"/>
-          <w:szCs w:val="24"/>
-        </w:rPr>
-        <w:t xml:space="preserve">1. Kernel Sentence</w:t>
-      </w:r>
-      <w:r>
-        <w:rPr>
-          <w:i/>
-          <w:iCs/>
-          <w:color w:val="1FA6A2"/>
-          <w:sz w:val="19"/>
-          <w:szCs w:val="19"/>
-        </w:rPr>
-        <w:t xml:space="preserve">   subject + verb</w:t>
+        <w:keepNext/>
+        <w:spacing w:after="60" w:before="160"/>
+      </w:pPr>
+      <w:r>
+        <w:rPr>
+          <w:b/>
+          <w:bCs/>
+          <w:color w:val="12355B"/>
+          <w:sz w:val="22"/>
+          <w:szCs w:val="22"/>
+        </w:rPr>
+        <w:t xml:space="preserve">4.  </w:t>
+      </w:r>
+      <w:r>
+        <w:rPr>
+          <w:b/>
+          <w:bCs/>
+          <w:sz w:val="21"/>
+          <w:szCs w:val="21"/>
+        </w:rPr>
+        <w:t xml:space="preserve">Clue 1 — The case file says a 3-cup bottle of fingerprint dust must be poured into evidence vials that each hold 1/4 cup. Which question does 3 ÷ 1/4 ask?</w:t>
+      </w:r>
+    </w:p>
+    <w:p>
+      <w:pPr>
+        <w:spacing w:after="40"/>
+        <w:ind w:left="420"/>
+      </w:pPr>
+      <w:r>
+        <w:rPr>
+          <w:sz w:val="20"/>
+          <w:szCs w:val="20"/>
+        </w:rPr>
+        <w:t xml:space="preserve">A)  How many 1/4-cup vials fit into 3 cups</w:t>
+      </w:r>
+    </w:p>
+    <w:p>
+      <w:pPr>
+        <w:spacing w:after="40"/>
+        <w:ind w:left="420"/>
+      </w:pPr>
+      <w:r>
+        <w:rPr>
+          <w:sz w:val="20"/>
+          <w:szCs w:val="20"/>
+        </w:rPr>
+        <w:t xml:space="preserve">B)  What is 1/4 of 3 cups</w:t>
+      </w:r>
+    </w:p>
+    <w:p>
+      <w:pPr>
+        <w:spacing w:after="40"/>
+        <w:ind w:left="420"/>
+      </w:pPr>
+      <w:r>
+        <w:rPr>
+          <w:sz w:val="20"/>
+          <w:szCs w:val="20"/>
+        </w:rPr>
+        <w:t xml:space="preserve">C)  What is 3 cups minus 1/4 cup</w:t>
+      </w:r>
+    </w:p>
+    <w:p>
+      <w:pPr>
+        <w:spacing w:after="40"/>
+        <w:ind w:left="420"/>
+      </w:pPr>
+      <w:r>
+        <w:rPr>
+          <w:sz w:val="20"/>
+          <w:szCs w:val="20"/>
+        </w:rPr>
+        <w:t xml:space="preserve">D)  How many 3-cup bottles fit into 1/4 cup</w:t>
+      </w:r>
+    </w:p>
+    <w:p>
+      <w:pPr>
+        <w:spacing w:after="20"/>
+      </w:pPr>
+      <w:r>
+        <w:t xml:space="preserve"/>
       </w:r>
     </w:p>
     <w:tbl>
       <w:tblPr>
         <w:tblW w:type="pct" w:w="100%"/>
         <w:tblBorders>
-          <w:top w:val="single" w:color="B97A12" w:sz="8"/>
-          <w:left w:val="single" w:color="B97A12" w:sz="8"/>
-          <w:bottom w:val="single" w:color="B97A12" w:sz="8"/>
-          <w:right w:val="single" w:color="B97A12" w:sz="8"/>
+          <w:top w:val="single" w:color="C7D2DD" w:sz="6"/>
+          <w:left w:val="single" w:color="C7D2DD" w:sz="6"/>
+          <w:bottom w:val="single" w:color="C7D2DD" w:sz="6"/>
+          <w:right w:val="single" w:color="C7D2DD" w:sz="6"/>
           <w:insideH w:val="single" w:color="auto" w:sz="4"/>
           <w:insideV w:val="single" w:color="auto" w:sz="4"/>
         </w:tblBorders>
@@ -2581,391 +2870,31 @@
           <w:tcPr>
             <w:shd w:fill="FBF3E2" w:color="auto" w:val="clear"/>
             <w:tcMar>
-              <w:top w:type="dxa" w:w="120"/>
-              <w:left w:type="dxa" w:w="180"/>
-              <w:bottom w:type="dxa" w:w="120"/>
-              <w:right w:type="dxa" w:w="180"/>
+              <w:top w:type="dxa" w:w="60"/>
+              <w:left w:type="dxa" w:w="120"/>
+              <w:bottom w:type="dxa" w:w="60"/>
+              <w:right w:type="dxa" w:w="120"/>
             </w:tcMar>
           </w:tcPr>
           <w:p>
             <w:pPr>
-              <w:spacing w:after="0"/>
-            </w:pPr>
-            <w:r>
-              <w:rPr>
-                <w:b/>
-                <w:bCs/>
-                <w:color w:val="1FA6A2"/>
-                <w:sz w:val="20"/>
-                <w:szCs w:val="20"/>
-              </w:rPr>
-              <w:t xml:space="preserve">Model:  </w:t>
-            </w:r>
-            <w:r>
-              <w:rPr>
-                <w:sz w:val="20"/>
-                <w:szCs w:val="20"/>
-              </w:rPr>
-              <w:t xml:space="preserve">Dividend is the number you are splitting up in a division problem.</w:t>
+              <w:spacing w:after="0" w:line="320"/>
+            </w:pPr>
+            <w:r>
+              <w:t xml:space="preserve"/>
+            </w:r>
+          </w:p>
+          <w:p>
+            <w:pPr>
+              <w:spacing w:after="0" w:line="320"/>
+            </w:pPr>
+            <w:r>
+              <w:t xml:space="preserve"/>
             </w:r>
           </w:p>
         </w:tc>
       </w:tr>
     </w:tbl>
-    <w:p>
-      <w:pPr>
-        <w:spacing w:after="40"/>
-      </w:pPr>
-      <w:r>
-        <w:t xml:space="preserve"/>
-      </w:r>
-    </w:p>
-    <w:p>
-      <w:pPr>
-        <w:spacing w:after="60"/>
-      </w:pPr>
-      <w:r>
-        <w:rPr>
-          <w:color w:val="1A2733"/>
-          <w:sz w:val="21"/>
-          <w:szCs w:val="21"/>
-        </w:rPr>
-        <w:t xml:space="preserve">Write a kernel sentence about dividend. Use a subject and a verb.</w:t>
-      </w:r>
-      <w:r>
-        <w:rPr>
-          <w:i/>
-          <w:iCs/>
-          <w:color w:val="5F6F80"/>
-          <w:sz w:val="19"/>
-          <w:szCs w:val="19"/>
-        </w:rPr>
-        <w:br/>
-        <w:t xml:space="preserve">Escribe una oración base sobre dividendo. Usa un sujeto y un verbo.</w:t>
-      </w:r>
-    </w:p>
-    <w:p>
-      <w:pPr>
-        <w:pBdr>
-          <w:bottom w:val="single" w:color="AFBECC" w:sz="6"/>
-        </w:pBdr>
-        <w:spacing w:after="30" w:before="150"/>
-      </w:pPr>
-      <w:r>
-        <w:t xml:space="preserve"/>
-      </w:r>
-    </w:p>
-    <w:p>
-      <w:pPr>
-        <w:pBdr>
-          <w:bottom w:val="single" w:color="AFBECC" w:sz="6"/>
-        </w:pBdr>
-        <w:spacing w:after="30" w:before="150"/>
-      </w:pPr>
-      <w:r>
-        <w:t xml:space="preserve"/>
-      </w:r>
-    </w:p>
-    <w:p>
-      <w:pPr>
-        <w:pStyle w:val="Heading2"/>
-        <w:spacing w:after="80" w:before="180"/>
-      </w:pPr>
-      <w:r>
-        <w:rPr>
-          <w:b/>
-          <w:bCs/>
-          <w:color w:val="12355B"/>
-          <w:sz w:val="24"/>
-          <w:szCs w:val="24"/>
-        </w:rPr>
-        <w:t xml:space="preserve">2. Sentence Expansion</w:t>
-      </w:r>
-      <w:r>
-        <w:rPr>
-          <w:i/>
-          <w:iCs/>
-          <w:color w:val="1FA6A2"/>
-          <w:sz w:val="19"/>
-          <w:szCs w:val="19"/>
-        </w:rPr>
-        <w:t xml:space="preserve">   because · but · so</w:t>
-      </w:r>
-    </w:p>
-    <w:p>
-      <w:pPr>
-        <w:spacing w:after="80"/>
-      </w:pPr>
-      <w:r>
-        <w:rPr>
-          <w:b/>
-          <w:bCs/>
-          <w:color w:val="1FA6A2"/>
-          <w:sz w:val="20"/>
-          <w:szCs w:val="20"/>
-        </w:rPr>
-        <w:t xml:space="preserve">Kernel:  </w:t>
-      </w:r>
-      <w:r>
-        <w:rPr>
-          <w:sz w:val="20"/>
-          <w:szCs w:val="20"/>
-        </w:rPr>
-        <w:t xml:space="preserve">Dividend matters in math</w:t>
-      </w:r>
-    </w:p>
-    <w:p>
-      <w:pPr>
-        <w:spacing w:after="80"/>
-      </w:pPr>
-      <w:r>
-        <w:rPr>
-          <w:b/>
-          <w:bCs/>
-          <w:color w:val="12355B"/>
-          <w:sz w:val="21"/>
-          <w:szCs w:val="21"/>
-        </w:rPr>
-        <w:t xml:space="preserve">because  </w:t>
-      </w:r>
-      <w:r>
-        <w:rPr>
-          <w:sz w:val="21"/>
-          <w:szCs w:val="21"/>
-        </w:rPr>
-        <w:t xml:space="preserve">Dividend matters in math because ___.</w:t>
-      </w:r>
-      <w:r>
-        <w:rPr>
-          <w:i/>
-          <w:iCs/>
-          <w:color w:val="5F6F80"/>
-          <w:sz w:val="19"/>
-          <w:szCs w:val="19"/>
-        </w:rPr>
-        <w:br/>
-        <w:t xml:space="preserve">Dividendo importa en matemáticas porque ___.</w:t>
-      </w:r>
-    </w:p>
-    <w:p>
-      <w:pPr>
-        <w:pBdr>
-          <w:bottom w:val="single" w:color="AFBECC" w:sz="6"/>
-        </w:pBdr>
-        <w:spacing w:after="30" w:before="150"/>
-      </w:pPr>
-      <w:r>
-        <w:t xml:space="preserve"/>
-      </w:r>
-    </w:p>
-    <w:p>
-      <w:pPr>
-        <w:spacing w:after="80"/>
-      </w:pPr>
-      <w:r>
-        <w:rPr>
-          <w:b/>
-          <w:bCs/>
-          <w:color w:val="12355B"/>
-          <w:sz w:val="21"/>
-          <w:szCs w:val="21"/>
-        </w:rPr>
-        <w:t xml:space="preserve">but  </w:t>
-      </w:r>
-      <w:r>
-        <w:rPr>
-          <w:sz w:val="21"/>
-          <w:szCs w:val="21"/>
-        </w:rPr>
-        <w:t xml:space="preserve">Dividend matters in math, but ___.</w:t>
-      </w:r>
-      <w:r>
-        <w:rPr>
-          <w:i/>
-          <w:iCs/>
-          <w:color w:val="5F6F80"/>
-          <w:sz w:val="19"/>
-          <w:szCs w:val="19"/>
-        </w:rPr>
-        <w:br/>
-        <w:t xml:space="preserve">Dividendo importa en matemáticas, pero ___.</w:t>
-      </w:r>
-    </w:p>
-    <w:p>
-      <w:pPr>
-        <w:pBdr>
-          <w:bottom w:val="single" w:color="AFBECC" w:sz="6"/>
-        </w:pBdr>
-        <w:spacing w:after="30" w:before="150"/>
-      </w:pPr>
-      <w:r>
-        <w:t xml:space="preserve"/>
-      </w:r>
-    </w:p>
-    <w:p>
-      <w:pPr>
-        <w:spacing w:after="80"/>
-      </w:pPr>
-      <w:r>
-        <w:rPr>
-          <w:b/>
-          <w:bCs/>
-          <w:color w:val="12355B"/>
-          <w:sz w:val="21"/>
-          <w:szCs w:val="21"/>
-        </w:rPr>
-        <w:t xml:space="preserve">so  </w:t>
-      </w:r>
-      <w:r>
-        <w:rPr>
-          <w:sz w:val="21"/>
-          <w:szCs w:val="21"/>
-        </w:rPr>
-        <w:t xml:space="preserve">Dividend matters in math, so ___.</w:t>
-      </w:r>
-      <w:r>
-        <w:rPr>
-          <w:i/>
-          <w:iCs/>
-          <w:color w:val="5F6F80"/>
-          <w:sz w:val="19"/>
-          <w:szCs w:val="19"/>
-        </w:rPr>
-        <w:br/>
-        <w:t xml:space="preserve">Dividendo importa en matemáticas, entonces ___.</w:t>
-      </w:r>
-    </w:p>
-    <w:p>
-      <w:pPr>
-        <w:pBdr>
-          <w:bottom w:val="single" w:color="AFBECC" w:sz="6"/>
-        </w:pBdr>
-        <w:spacing w:after="30" w:before="150"/>
-      </w:pPr>
-      <w:r>
-        <w:t xml:space="preserve"/>
-      </w:r>
-    </w:p>
-    <w:p>
-      <w:pPr>
-        <w:pStyle w:val="Heading2"/>
-        <w:spacing w:after="80" w:before="180"/>
-      </w:pPr>
-      <w:r>
-        <w:rPr>
-          <w:b/>
-          <w:bCs/>
-          <w:color w:val="12355B"/>
-          <w:sz w:val="24"/>
-          <w:szCs w:val="24"/>
-        </w:rPr>
-        <w:t xml:space="preserve">3. Explain Your Reasoning</w:t>
-      </w:r>
-      <w:r>
-        <w:rPr>
-          <w:i/>
-          <w:iCs/>
-          <w:color w:val="1FA6A2"/>
-          <w:sz w:val="19"/>
-          <w:szCs w:val="19"/>
-        </w:rPr>
-        <w:t xml:space="preserve">   use a sentence starter</w:t>
-      </w:r>
-    </w:p>
-    <w:p>
-      <w:pPr>
-        <w:spacing w:after="60"/>
-      </w:pPr>
-      <w:r>
-        <w:rPr>
-          <w:color w:val="1A2733"/>
-          <w:sz w:val="21"/>
-          <w:szCs w:val="21"/>
-        </w:rPr>
-        <w:t xml:space="preserve">There will be ___ than 3 pieces because each piece is ___ than 1 foot.</w:t>
-      </w:r>
-      <w:r>
-        <w:rPr>
-          <w:i/>
-          <w:iCs/>
-          <w:color w:val="5F6F80"/>
-          <w:sz w:val="19"/>
-          <w:szCs w:val="19"/>
-        </w:rPr>
-        <w:br/>
-        <w:t xml:space="preserve">Habrá ___ de 3 pedazos porque cada pedazo es ___ de 1 pie.</w:t>
-      </w:r>
-    </w:p>
-    <w:p>
-      <w:pPr>
-        <w:spacing w:after="60"/>
-      </w:pPr>
-      <w:r>
-        <w:rPr>
-          <w:color w:val="1A2733"/>
-          <w:sz w:val="21"/>
-          <w:szCs w:val="21"/>
-        </w:rPr>
-        <w:t xml:space="preserve">Dividing 3 by 1/4 means asking how many ___ fit into ___.</w:t>
-      </w:r>
-      <w:r>
-        <w:rPr>
-          <w:i/>
-          <w:iCs/>
-          <w:color w:val="5F6F80"/>
-          <w:sz w:val="19"/>
-          <w:szCs w:val="19"/>
-        </w:rPr>
-        <w:br/>
-        <w:t xml:space="preserve">Dividir 3 entre 1/4 significa preguntar cuántos ___ caben en ___.</w:t>
-      </w:r>
-    </w:p>
-    <w:p>
-      <w:pPr>
-        <w:spacing w:after="60"/>
-      </w:pPr>
-      <w:r>
-        <w:rPr>
-          <w:color w:val="1A2733"/>
-          <w:sz w:val="21"/>
-          <w:szCs w:val="21"/>
-        </w:rPr>
-        <w:t xml:space="preserve">In one whole foot I see ___ sections of 1/4 each.</w:t>
-      </w:r>
-      <w:r>
-        <w:rPr>
-          <w:i/>
-          <w:iCs/>
-          <w:color w:val="5F6F80"/>
-          <w:sz w:val="19"/>
-          <w:szCs w:val="19"/>
-        </w:rPr>
-        <w:br/>
-        <w:t xml:space="preserve">En un pie completo veo ___ secciones de 1/4 cada una.</w:t>
-      </w:r>
-    </w:p>
-    <w:p>
-      <w:pPr>
-        <w:pBdr>
-          <w:bottom w:val="single" w:color="AFBECC" w:sz="6"/>
-        </w:pBdr>
-        <w:spacing w:after="30" w:before="150"/>
-      </w:pPr>
-      <w:r>
-        <w:t xml:space="preserve"/>
-      </w:r>
-    </w:p>
-    <w:p>
-      <w:pPr>
-        <w:pBdr>
-          <w:bottom w:val="single" w:color="AFBECC" w:sz="6"/>
-        </w:pBdr>
-        <w:spacing w:after="30" w:before="150"/>
-      </w:pPr>
-      <w:r>
-        <w:t xml:space="preserve"/>
-      </w:r>
-    </w:p>
     <w:p>
       <w:pPr>
         <w:pStyle w:val="Heading1"/>
@@ -3131,6 +3060,127 @@
           <w:sz w:val="24"/>
           <w:szCs w:val="24"/>
         </w:rPr>
+        <w:t xml:space="preserve">Guided Notes (Fill-in)</w:t>
+      </w:r>
+    </w:p>
+    <w:p>
+      <w:pPr>
+        <w:spacing w:after="80"/>
+      </w:pPr>
+      <w:r>
+        <w:rPr>
+          <w:b/>
+          <w:bCs/>
+          <w:sz w:val="21"/>
+          <w:szCs w:val="21"/>
+        </w:rPr>
+        <w:t xml:space="preserve">Notes 1:  </w:t>
+      </w:r>
+      <w:r>
+        <w:rPr>
+          <w:sz w:val="21"/>
+          <w:szCs w:val="21"/>
+        </w:rPr>
+        <w:t xml:space="preserve">Dividend</w:t>
+      </w:r>
+    </w:p>
+    <w:p>
+      <w:pPr>
+        <w:spacing w:after="80"/>
+      </w:pPr>
+      <w:r>
+        <w:rPr>
+          <w:b/>
+          <w:bCs/>
+          <w:sz w:val="21"/>
+          <w:szCs w:val="21"/>
+        </w:rPr>
+        <w:t xml:space="preserve">Notes 2:  </w:t>
+      </w:r>
+      <w:r>
+        <w:rPr>
+          <w:sz w:val="21"/>
+          <w:szCs w:val="21"/>
+        </w:rPr>
+        <w:t xml:space="preserve">Divisor</w:t>
+      </w:r>
+    </w:p>
+    <w:p>
+      <w:pPr>
+        <w:spacing w:after="80"/>
+      </w:pPr>
+      <w:r>
+        <w:rPr>
+          <w:b/>
+          <w:bCs/>
+          <w:sz w:val="21"/>
+          <w:szCs w:val="21"/>
+        </w:rPr>
+        <w:t xml:space="preserve">Notes 3:  </w:t>
+      </w:r>
+      <w:r>
+        <w:rPr>
+          <w:sz w:val="21"/>
+          <w:szCs w:val="21"/>
+        </w:rPr>
+        <w:t xml:space="preserve">Quotient</w:t>
+      </w:r>
+    </w:p>
+    <w:p>
+      <w:pPr>
+        <w:spacing w:after="80"/>
+      </w:pPr>
+      <w:r>
+        <w:rPr>
+          <w:b/>
+          <w:bCs/>
+          <w:sz w:val="21"/>
+          <w:szCs w:val="21"/>
+        </w:rPr>
+        <w:t xml:space="preserve">Notes 4:  </w:t>
+      </w:r>
+      <w:r>
+        <w:rPr>
+          <w:sz w:val="21"/>
+          <w:szCs w:val="21"/>
+        </w:rPr>
+        <w:t xml:space="preserve">Reciprocal</w:t>
+      </w:r>
+    </w:p>
+    <w:p>
+      <w:pPr>
+        <w:spacing w:after="80"/>
+      </w:pPr>
+      <w:r>
+        <w:rPr>
+          <w:b/>
+          <w:bCs/>
+          <w:sz w:val="21"/>
+          <w:szCs w:val="21"/>
+        </w:rPr>
+        <w:t xml:space="preserve">Notes 5:  </w:t>
+      </w:r>
+      <w:r>
+        <w:rPr>
+          <w:sz w:val="21"/>
+          <w:szCs w:val="21"/>
+        </w:rPr>
+        <w:t xml:space="preserve">Unit fraction</w:t>
+      </w:r>
+    </w:p>
+    <w:p>
+      <w:pPr>
+        <w:pStyle w:val="Heading2"/>
+        <w:spacing w:after="80" w:before="180"/>
+      </w:pPr>
+      <w:r>
+        <w:rPr>
+          <w:b/>
+          <w:bCs/>
+          <w:color w:val="12355B"/>
+          <w:sz w:val="24"/>
+          <w:szCs w:val="24"/>
+        </w:rPr>
         <w:t xml:space="preserve">Worked Notes (I Do / We Do)</w:t>
       </w:r>
     </w:p>
@@ -3287,30 +3337,23 @@
     </w:p>
     <w:p>
       <w:pPr>
-        <w:pStyle w:val="Heading2"/>
-        <w:spacing w:after="80" w:before="180"/>
-      </w:pPr>
-      <w:r>
-        <w:rPr>
-          <w:b/>
-          <w:bCs/>
-          <w:color w:val="12355B"/>
-          <w:sz w:val="24"/>
-          <w:szCs w:val="24"/>
-        </w:rPr>
-        <w:t xml:space="preserve">Exit Ticket</w:t>
-      </w:r>
-    </w:p>
-    <w:p>
-      <w:pPr>
         <w:spacing w:after="80"/>
       </w:pPr>
       <w:r>
         <w:rPr>
-          <w:sz w:val="21"/>
-          <w:szCs w:val="21"/>
-        </w:rPr>
-        <w:t xml:space="preserve">A)  How many 1/4-size pieces fit into 5; quotient is 20</w:t>
+          <w:b/>
+          <w:bCs/>
+          <w:sz w:val="21"/>
+          <w:szCs w:val="21"/>
+        </w:rPr>
+        <w:t xml:space="preserve">4.  </w:t>
+      </w:r>
+      <w:r>
+        <w:rPr>
+          <w:sz w:val="21"/>
+          <w:szCs w:val="21"/>
+        </w:rPr>
+        <w:t xml:space="preserve">A)  How many 1/4-cup vials fit into 3 cups</w:t>
       </w:r>
       <w:r>
         <w:rPr>
@@ -3320,7 +3363,7 @@
           <w:sz w:val="19"/>
           <w:szCs w:val="19"/>
         </w:rPr>
-        <w:t xml:space="preserve">  — 5 ÷ 1/4 means 'how many 1/4-size pieces fit into 5.' Since each whole has 4 fourths, 5 × 4 = 20.</w:t>
+        <w:t xml:space="preserve">  — Dividing by a fraction asks how many of that piece fit inside the whole. 3 ÷ 1/4 = 12, so the dust fills 12 vials.</w:t>
       </w:r>
     </w:p>
     <w:p>
@@ -3336,7 +3379,7 @@
           <w:sz w:val="24"/>
           <w:szCs w:val="24"/>
         </w:rPr>
-        <w:t xml:space="preserve">Writing (TWR) — what to look for</w:t>
+        <w:t xml:space="preserve">Exit Ticket</w:t>
       </w:r>
     </w:p>
     <w:p>
@@ -3345,52 +3388,10 @@
       </w:pPr>
       <w:r>
         <w:rPr>
-          <w:sz w:val="20"/>
-          <w:szCs w:val="20"/>
-        </w:rPr>
-        <w:t xml:space="preserve">Kernel sentence: a complete sentence needs a subject and a verb. Example: Dividend is the number you are splitting up in a division problem.</w:t>
-      </w:r>
-    </w:p>
-    <w:p>
-      <w:pPr>
-        <w:spacing w:after="80"/>
-      </w:pPr>
-      <w:r>
-        <w:rPr>
-          <w:sz w:val="20"/>
-          <w:szCs w:val="20"/>
-        </w:rPr>
-        <w:t xml:space="preserve">Expansion: because = reason, but = contrast/exception, so = result. Answers vary; each must keep the kernel idea.</w:t>
-      </w:r>
-    </w:p>
-    <w:p>
-      <w:pPr>
-        <w:pStyle w:val="Heading2"/>
-        <w:spacing w:after="80" w:before="180"/>
-      </w:pPr>
-      <w:r>
-        <w:rPr>
-          <w:b/>
-          <w:bCs/>
-          <w:color w:val="12355B"/>
-          <w:sz w:val="24"/>
-          <w:szCs w:val="24"/>
-        </w:rPr>
-        <w:t xml:space="preserve">Turn &amp; Talk — listen for</w:t>
-      </w:r>
-    </w:p>
-    <w:p>
-      <w:pPr>
-        <w:spacing w:after="80"/>
-      </w:pPr>
-      <w:r>
-        <w:rPr>
-          <w:b/>
-          <w:bCs/>
-          <w:sz w:val="19"/>
-          <w:szCs w:val="19"/>
-        </w:rPr>
-        <w:t xml:space="preserve">1.  </w:t>
+          <w:sz w:val="21"/>
+          <w:szCs w:val="21"/>
+        </w:rPr>
+        <w:t xml:space="preserve">A)  How many 1/4-size pieces fit into 5; quotient is 20</w:t>
       </w:r>
       <w:r>
         <w:rPr>
@@ -3400,55 +3401,7 @@
           <w:sz w:val="19"/>
           <w:szCs w:val="19"/>
         </w:rPr>
-        <w:t xml:space="preserve">Students reason that since 1/4 is less than 1, more than 3 pieces fit, so the quotient is greater than the dividend.</w:t>
-      </w:r>
-    </w:p>
-    <w:p>
-      <w:pPr>
-        <w:spacing w:after="80"/>
-      </w:pPr>
-      <w:r>
-        <w:rPr>
-          <w:b/>
-          <w:bCs/>
-          <w:sz w:val="19"/>
-          <w:szCs w:val="19"/>
-        </w:rPr>
-        <w:t xml:space="preserve">2.  </w:t>
-      </w:r>
-      <w:r>
-        <w:rPr>
-          <w:i/>
-          <w:iCs/>
-          <w:color w:val="5F6F80"/>
-          <w:sz w:val="19"/>
-          <w:szCs w:val="19"/>
-        </w:rPr>
-        <w:t xml:space="preserve">Students see 4 pieces per foot and connect it to 3 × 4 = 12 sections, matching 3 ÷ 1/4 = 12.</w:t>
-      </w:r>
-    </w:p>
-    <w:p>
-      <w:pPr>
-        <w:spacing w:after="80"/>
-      </w:pPr>
-      <w:r>
-        <w:rPr>
-          <w:b/>
-          <w:bCs/>
-          <w:sz w:val="19"/>
-          <w:szCs w:val="19"/>
-        </w:rPr>
-        <w:t xml:space="preserve">3.  </w:t>
-      </w:r>
-      <w:r>
-        <w:rPr>
-          <w:i/>
-          <w:iCs/>
-          <w:color w:val="5F6F80"/>
-          <w:sz w:val="19"/>
-          <w:szCs w:val="19"/>
-        </w:rPr>
-        <w:t xml:space="preserve">Students give a real example (ribbon cut into 1/3-foot pieces, juice into 1/2-cup servings) and name the dividend and divisor.</w:t>
+        <w:t xml:space="preserve">  — 5 ÷ 1/4 means 'how many 1/4-size pieces fit into 5.' Since each whole has 4 fourths, 5 × 4 = 20.</w:t>
       </w:r>
     </w:p>
     <w:sectPr>

--- a/lessons/2-1-flagship/downloads/2-1-flagship-notes.docx
+++ b/lessons/2-1-flagship/downloads/2-1-flagship-notes.docx
@@ -3010,398 +3010,6 @@
       </w:pPr>
       <w:r>
         <w:t xml:space="preserve"/>
-      </w:r>
-    </w:p>
-    <w:p>
-      <w:pPr>
-        <w:pStyle w:val="Heading1"/>
-        <w:pageBreakBefore/>
-        <w:pBdr>
-          <w:bottom w:val="single" w:color="1FA6A2" w:sz="14" w:space="6"/>
-        </w:pBdr>
-        <w:spacing w:after="140" w:before="0"/>
-      </w:pPr>
-      <w:r>
-        <w:rPr>
-          <w:b/>
-          <w:bCs/>
-          <w:color w:val="12355B"/>
-          <w:sz w:val="30"/>
-          <w:szCs w:val="30"/>
-        </w:rPr>
-        <w:t xml:space="preserve">Answer Key &amp; Teacher Guide</w:t>
-      </w:r>
-    </w:p>
-    <w:p>
-      <w:pPr>
-        <w:spacing w:after="100"/>
-      </w:pPr>
-      <w:r>
-        <w:rPr>
-          <w:i/>
-          <w:iCs/>
-          <w:color w:val="5F6F80"/>
-          <w:sz w:val="19"/>
-          <w:szCs w:val="19"/>
-        </w:rPr>
-        <w:t xml:space="preserve">Teacher reference — remove or fold back before distributing to students.</w:t>
-      </w:r>
-    </w:p>
-    <w:p>
-      <w:pPr>
-        <w:pStyle w:val="Heading2"/>
-        <w:spacing w:after="80" w:before="180"/>
-      </w:pPr>
-      <w:r>
-        <w:rPr>
-          <w:b/>
-          <w:bCs/>
-          <w:color w:val="12355B"/>
-          <w:sz w:val="24"/>
-          <w:szCs w:val="24"/>
-        </w:rPr>
-        <w:t xml:space="preserve">Guided Notes (Fill-in)</w:t>
-      </w:r>
-    </w:p>
-    <w:p>
-      <w:pPr>
-        <w:spacing w:after="80"/>
-      </w:pPr>
-      <w:r>
-        <w:rPr>
-          <w:b/>
-          <w:bCs/>
-          <w:sz w:val="21"/>
-          <w:szCs w:val="21"/>
-        </w:rPr>
-        <w:t xml:space="preserve">Notes 1:  </w:t>
-      </w:r>
-      <w:r>
-        <w:rPr>
-          <w:sz w:val="21"/>
-          <w:szCs w:val="21"/>
-        </w:rPr>
-        <w:t xml:space="preserve">Dividend</w:t>
-      </w:r>
-    </w:p>
-    <w:p>
-      <w:pPr>
-        <w:spacing w:after="80"/>
-      </w:pPr>
-      <w:r>
-        <w:rPr>
-          <w:b/>
-          <w:bCs/>
-          <w:sz w:val="21"/>
-          <w:szCs w:val="21"/>
-        </w:rPr>
-        <w:t xml:space="preserve">Notes 2:  </w:t>
-      </w:r>
-      <w:r>
-        <w:rPr>
-          <w:sz w:val="21"/>
-          <w:szCs w:val="21"/>
-        </w:rPr>
-        <w:t xml:space="preserve">Divisor</w:t>
-      </w:r>
-    </w:p>
-    <w:p>
-      <w:pPr>
-        <w:spacing w:after="80"/>
-      </w:pPr>
-      <w:r>
-        <w:rPr>
-          <w:b/>
-          <w:bCs/>
-          <w:sz w:val="21"/>
-          <w:szCs w:val="21"/>
-        </w:rPr>
-        <w:t xml:space="preserve">Notes 3:  </w:t>
-      </w:r>
-      <w:r>
-        <w:rPr>
-          <w:sz w:val="21"/>
-          <w:szCs w:val="21"/>
-        </w:rPr>
-        <w:t xml:space="preserve">Quotient</w:t>
-      </w:r>
-    </w:p>
-    <w:p>
-      <w:pPr>
-        <w:spacing w:after="80"/>
-      </w:pPr>
-      <w:r>
-        <w:rPr>
-          <w:b/>
-          <w:bCs/>
-          <w:sz w:val="21"/>
-          <w:szCs w:val="21"/>
-        </w:rPr>
-        <w:t xml:space="preserve">Notes 4:  </w:t>
-      </w:r>
-      <w:r>
-        <w:rPr>
-          <w:sz w:val="21"/>
-          <w:szCs w:val="21"/>
-        </w:rPr>
-        <w:t xml:space="preserve">Reciprocal</w:t>
-      </w:r>
-    </w:p>
-    <w:p>
-      <w:pPr>
-        <w:spacing w:after="80"/>
-      </w:pPr>
-      <w:r>
-        <w:rPr>
-          <w:b/>
-          <w:bCs/>
-          <w:sz w:val="21"/>
-          <w:szCs w:val="21"/>
-        </w:rPr>
-        <w:t xml:space="preserve">Notes 5:  </w:t>
-      </w:r>
-      <w:r>
-        <w:rPr>
-          <w:sz w:val="21"/>
-          <w:szCs w:val="21"/>
-        </w:rPr>
-        <w:t xml:space="preserve">Unit fraction</w:t>
-      </w:r>
-    </w:p>
-    <w:p>
-      <w:pPr>
-        <w:pStyle w:val="Heading2"/>
-        <w:spacing w:after="80" w:before="180"/>
-      </w:pPr>
-      <w:r>
-        <w:rPr>
-          <w:b/>
-          <w:bCs/>
-          <w:color w:val="12355B"/>
-          <w:sz w:val="24"/>
-          <w:szCs w:val="24"/>
-        </w:rPr>
-        <w:t xml:space="preserve">Worked Notes (I Do / We Do)</w:t>
-      </w:r>
-    </w:p>
-    <w:p>
-      <w:pPr>
-        <w:spacing w:after="80"/>
-      </w:pPr>
-      <w:r>
-        <w:rPr>
-          <w:b/>
-          <w:bCs/>
-          <w:sz w:val="21"/>
-          <w:szCs w:val="21"/>
-        </w:rPr>
-        <w:t xml:space="preserve">I Do:  </w:t>
-      </w:r>
-      <w:r>
-        <w:rPr>
-          <w:sz w:val="21"/>
-          <w:szCs w:val="21"/>
-        </w:rPr>
-        <w:t xml:space="preserve">A. How many 1/4-size pieces fit into 3</w:t>
-      </w:r>
-    </w:p>
-    <w:p>
-      <w:pPr>
-        <w:spacing w:after="80"/>
-      </w:pPr>
-      <w:r>
-        <w:rPr>
-          <w:b/>
-          <w:bCs/>
-          <w:sz w:val="21"/>
-          <w:szCs w:val="21"/>
-        </w:rPr>
-        <w:t xml:space="preserve">We Do:  </w:t>
-      </w:r>
-      <w:r>
-        <w:rPr>
-          <w:sz w:val="21"/>
-          <w:szCs w:val="21"/>
-        </w:rPr>
-        <w:t xml:space="preserve">A. 2 ÷ 1/3</w:t>
-      </w:r>
-    </w:p>
-    <w:p>
-      <w:pPr>
-        <w:pStyle w:val="Heading2"/>
-        <w:spacing w:after="80" w:before="180"/>
-      </w:pPr>
-      <w:r>
-        <w:rPr>
-          <w:b/>
-          <w:bCs/>
-          <w:color w:val="12355B"/>
-          <w:sz w:val="24"/>
-          <w:szCs w:val="24"/>
-        </w:rPr>
-        <w:t xml:space="preserve">Independent Practice</w:t>
-      </w:r>
-    </w:p>
-    <w:p>
-      <w:pPr>
-        <w:spacing w:after="80"/>
-      </w:pPr>
-      <w:r>
-        <w:rPr>
-          <w:b/>
-          <w:bCs/>
-          <w:sz w:val="21"/>
-          <w:szCs w:val="21"/>
-        </w:rPr>
-        <w:t xml:space="preserve">1.  </w:t>
-      </w:r>
-      <w:r>
-        <w:rPr>
-          <w:sz w:val="21"/>
-          <w:szCs w:val="21"/>
-        </w:rPr>
-        <w:t xml:space="preserve">A)  8 pieces</w:t>
-      </w:r>
-      <w:r>
-        <w:rPr>
-          <w:i/>
-          <w:iCs/>
-          <w:color w:val="5F6F80"/>
-          <w:sz w:val="19"/>
-          <w:szCs w:val="19"/>
-        </w:rPr>
-        <w:t xml:space="preserve">  — 4 ÷ 1/2 = 4 × 2 = 8 pieces. Each whole foot contains 2 halves, and 4 × 2 = 8.</w:t>
-      </w:r>
-    </w:p>
-    <w:p>
-      <w:pPr>
-        <w:spacing w:after="80"/>
-      </w:pPr>
-      <w:r>
-        <w:rPr>
-          <w:b/>
-          <w:bCs/>
-          <w:sz w:val="21"/>
-          <w:szCs w:val="21"/>
-        </w:rPr>
-        <w:t xml:space="preserve">2.  </w:t>
-      </w:r>
-      <w:r>
-        <w:rPr>
-          <w:sz w:val="21"/>
-          <w:szCs w:val="21"/>
-        </w:rPr>
-        <w:t xml:space="preserve">A)  30</w:t>
-      </w:r>
-      <w:r>
-        <w:rPr>
-          <w:i/>
-          <w:iCs/>
-          <w:color w:val="5F6F80"/>
-          <w:sz w:val="19"/>
-          <w:szCs w:val="19"/>
-        </w:rPr>
-        <w:t xml:space="preserve">  — 6 ÷ 1/5 means how many 1/5-size pieces fit into 6. Each whole has 5 fifths, so 6 × 5 = 30.</w:t>
-      </w:r>
-    </w:p>
-    <w:p>
-      <w:pPr>
-        <w:spacing w:after="80"/>
-      </w:pPr>
-      <w:r>
-        <w:rPr>
-          <w:b/>
-          <w:bCs/>
-          <w:sz w:val="21"/>
-          <w:szCs w:val="21"/>
-        </w:rPr>
-        <w:t xml:space="preserve">3.  </w:t>
-      </w:r>
-      <w:r>
-        <w:rPr>
-          <w:sz w:val="21"/>
-          <w:szCs w:val="21"/>
-        </w:rPr>
-        <w:t xml:space="preserve">A)  5 ÷ 1/4 = 20 books</w:t>
-      </w:r>
-      <w:r>
-        <w:rPr>
-          <w:i/>
-          <w:iCs/>
-          <w:color w:val="5F6F80"/>
-          <w:sz w:val="19"/>
-          <w:szCs w:val="19"/>
-        </w:rPr>
-        <w:t xml:space="preserve">  — You are finding how many 1/4-foot pieces fit into 5 feet, which is 5 ÷ 1/4 = 5 × 4 = 20 books.</w:t>
-      </w:r>
-    </w:p>
-    <w:p>
-      <w:pPr>
-        <w:spacing w:after="80"/>
-      </w:pPr>
-      <w:r>
-        <w:rPr>
-          <w:b/>
-          <w:bCs/>
-          <w:sz w:val="21"/>
-          <w:szCs w:val="21"/>
-        </w:rPr>
-        <w:t xml:space="preserve">4.  </w:t>
-      </w:r>
-      <w:r>
-        <w:rPr>
-          <w:sz w:val="21"/>
-          <w:szCs w:val="21"/>
-        </w:rPr>
-        <w:t xml:space="preserve">A)  How many 1/4-cup vials fit into 3 cups</w:t>
-      </w:r>
-      <w:r>
-        <w:rPr>
-          <w:i/>
-          <w:iCs/>
-          <w:color w:val="5F6F80"/>
-          <w:sz w:val="19"/>
-          <w:szCs w:val="19"/>
-        </w:rPr>
-        <w:t xml:space="preserve">  — Dividing by a fraction asks how many of that piece fit inside the whole. 3 ÷ 1/4 = 12, so the dust fills 12 vials.</w:t>
-      </w:r>
-    </w:p>
-    <w:p>
-      <w:pPr>
-        <w:pStyle w:val="Heading2"/>
-        <w:spacing w:after="80" w:before="180"/>
-      </w:pPr>
-      <w:r>
-        <w:rPr>
-          <w:b/>
-          <w:bCs/>
-          <w:color w:val="12355B"/>
-          <w:sz w:val="24"/>
-          <w:szCs w:val="24"/>
-        </w:rPr>
-        <w:t xml:space="preserve">Exit Ticket</w:t>
-      </w:r>
-    </w:p>
-    <w:p>
-      <w:pPr>
-        <w:spacing w:after="80"/>
-      </w:pPr>
-      <w:r>
-        <w:rPr>
-          <w:sz w:val="21"/>
-          <w:szCs w:val="21"/>
-        </w:rPr>
-        <w:t xml:space="preserve">A)  How many 1/4-size pieces fit into 5; quotient is 20</w:t>
-      </w:r>
-      <w:r>
-        <w:rPr>
-          <w:i/>
-          <w:iCs/>
-          <w:color w:val="5F6F80"/>
-          <w:sz w:val="19"/>
-          <w:szCs w:val="19"/>
-        </w:rPr>
-        <w:t xml:space="preserve">  — 5 ÷ 1/4 means 'how many 1/4-size pieces fit into 5.' Since each whole has 4 fourths, 5 × 4 = 20.</w:t>
       </w:r>
     </w:p>
     <w:sectPr>

--- a/lessons/2-1-flagship/downloads/2-1-flagship-notes.docx
+++ b/lessons/2-1-flagship/downloads/2-1-flagship-notes.docx
@@ -14,7 +14,7 @@
           <w:sz w:val="18"/>
           <w:szCs w:val="18"/>
         </w:rPr>
-        <w:t xml:space="preserve">UNIT 2  ·  LESSON 1      STANDARD 6.NS.1</w:t>
+        <w:t xml:space="preserve">UNIT 2  ·  LESSON 1      STANDARD 6.NOS.1</w:t>
       </w:r>
     </w:p>
     <w:p>
@@ -2277,7 +2277,7 @@
           <w:sz w:val="21"/>
           <w:szCs w:val="21"/>
         </w:rPr>
-        <w:t xml:space="preserve">Start with:  In one whole foot I see ___ sections of 1/4 each.</w:t>
+        <w:t xml:space="preserve">Start with:  When a problem felt tricky, I ___ to figure out how many pieces fit.</w:t>
       </w:r>
       <w:r>
         <w:rPr>
@@ -2288,7 +2288,7 @@
           <w:szCs w:val="19"/>
         </w:rPr>
         <w:br/>
-        <w:t xml:space="preserve">En un pie completo veo ___ secciones de 1/4 cada una.</w:t>
+        <w:t xml:space="preserve">Cuando un problema se sentía difícil, yo ___ para calcular cuántos pedazos caben.</w:t>
       </w:r>
     </w:p>
     <w:p>
@@ -2311,7 +2311,7 @@
           <w:sz w:val="19"/>
           <w:szCs w:val="19"/>
         </w:rPr>
-        <w:t xml:space="preserve">Dividend,  Divisor,  Quotient,  Reciprocal</w:t>
+        <w:t xml:space="preserve">dividend,  divisor,  quotient,  reciprocal,  unit fraction</w:t>
       </w:r>
     </w:p>
     <w:p>
@@ -2373,6 +2373,32 @@
           <w:szCs w:val="19"/>
         </w:rPr>
         <w:t xml:space="preserve">Solve each problem. Show your thinking in the work box.</w:t>
+      </w:r>
+    </w:p>
+    <w:p>
+      <w:pPr>
+        <w:pStyle w:val="Heading2"/>
+        <w:spacing w:after="80" w:before="180"/>
+      </w:pPr>
+      <w:r>
+        <w:rPr>
+          <w:b/>
+          <w:bCs/>
+          <w:color w:val="12355B"/>
+          <w:sz w:val="24"/>
+          <w:szCs w:val="24"/>
+        </w:rPr>
+        <w:t xml:space="preserve">Level 1 Support</w:t>
+      </w:r>
+      <w:r>
+        <w:rPr>
+          <w:i/>
+          <w:iCs/>
+          <w:color w:val="1FA6A2"/>
+          <w:sz w:val="19"/>
+          <w:szCs w:val="19"/>
+        </w:rPr>
+        <w:t xml:space="preserve">   extra scaffolding</w:t>
       </w:r>
     </w:p>
     <w:p>
@@ -2637,6 +2663,32 @@
     </w:tbl>
     <w:p>
       <w:pPr>
+        <w:pStyle w:val="Heading2"/>
+        <w:spacing w:after="80" w:before="180"/>
+      </w:pPr>
+      <w:r>
+        <w:rPr>
+          <w:b/>
+          <w:bCs/>
+          <w:color w:val="12355B"/>
+          <w:sz w:val="24"/>
+          <w:szCs w:val="24"/>
+        </w:rPr>
+        <w:t xml:space="preserve">On Level</w:t>
+      </w:r>
+      <w:r>
+        <w:rPr>
+          <w:i/>
+          <w:iCs/>
+          <w:color w:val="12355B"/>
+          <w:sz w:val="19"/>
+          <w:szCs w:val="19"/>
+        </w:rPr>
+        <w:t xml:space="preserve">   grade-level practice</w:t>
+      </w:r>
+    </w:p>
+    <w:p>
+      <w:pPr>
         <w:keepNext/>
         <w:spacing w:after="60" w:before="160"/>
       </w:pPr>
@@ -2710,136 +2762,6 @@
           <w:szCs w:val="20"/>
         </w:rPr>
         <w:t xml:space="preserve">D)  5 + 1/4 = 5 1/4 books</w:t>
-      </w:r>
-    </w:p>
-    <w:p>
-      <w:pPr>
-        <w:spacing w:after="20"/>
-      </w:pPr>
-      <w:r>
-        <w:t xml:space="preserve"/>
-      </w:r>
-    </w:p>
-    <w:tbl>
-      <w:tblPr>
-        <w:tblW w:type="pct" w:w="100%"/>
-        <w:tblBorders>
-          <w:top w:val="single" w:color="C7D2DD" w:sz="6"/>
-          <w:left w:val="single" w:color="C7D2DD" w:sz="6"/>
-          <w:bottom w:val="single" w:color="C7D2DD" w:sz="6"/>
-          <w:right w:val="single" w:color="C7D2DD" w:sz="6"/>
-          <w:insideH w:val="single" w:color="auto" w:sz="4"/>
-          <w:insideV w:val="single" w:color="auto" w:sz="4"/>
-        </w:tblBorders>
-      </w:tblPr>
-      <w:tblGrid>
-        <w:gridCol w:w="100"/>
-      </w:tblGrid>
-      <w:tr>
-        <w:tc>
-          <w:tcPr>
-            <w:shd w:fill="FBF3E2" w:color="auto" w:val="clear"/>
-            <w:tcMar>
-              <w:top w:type="dxa" w:w="60"/>
-              <w:left w:type="dxa" w:w="120"/>
-              <w:bottom w:type="dxa" w:w="60"/>
-              <w:right w:type="dxa" w:w="120"/>
-            </w:tcMar>
-          </w:tcPr>
-          <w:p>
-            <w:pPr>
-              <w:spacing w:after="0" w:line="320"/>
-            </w:pPr>
-            <w:r>
-              <w:t xml:space="preserve"/>
-            </w:r>
-          </w:p>
-          <w:p>
-            <w:pPr>
-              <w:spacing w:after="0" w:line="320"/>
-            </w:pPr>
-            <w:r>
-              <w:t xml:space="preserve"/>
-            </w:r>
-          </w:p>
-        </w:tc>
-      </w:tr>
-    </w:tbl>
-    <w:p>
-      <w:pPr>
-        <w:keepNext/>
-        <w:spacing w:after="60" w:before="160"/>
-      </w:pPr>
-      <w:r>
-        <w:rPr>
-          <w:b/>
-          <w:bCs/>
-          <w:color w:val="12355B"/>
-          <w:sz w:val="22"/>
-          <w:szCs w:val="22"/>
-        </w:rPr>
-        <w:t xml:space="preserve">4.  </w:t>
-      </w:r>
-      <w:r>
-        <w:rPr>
-          <w:b/>
-          <w:bCs/>
-          <w:sz w:val="21"/>
-          <w:szCs w:val="21"/>
-        </w:rPr>
-        <w:t xml:space="preserve">Clue 1 — The case file says a 3-cup bottle of fingerprint dust must be poured into evidence vials that each hold 1/4 cup. Which question does 3 ÷ 1/4 ask?</w:t>
-      </w:r>
-    </w:p>
-    <w:p>
-      <w:pPr>
-        <w:spacing w:after="40"/>
-        <w:ind w:left="420"/>
-      </w:pPr>
-      <w:r>
-        <w:rPr>
-          <w:sz w:val="20"/>
-          <w:szCs w:val="20"/>
-        </w:rPr>
-        <w:t xml:space="preserve">A)  How many 1/4-cup vials fit into 3 cups</w:t>
-      </w:r>
-    </w:p>
-    <w:p>
-      <w:pPr>
-        <w:spacing w:after="40"/>
-        <w:ind w:left="420"/>
-      </w:pPr>
-      <w:r>
-        <w:rPr>
-          <w:sz w:val="20"/>
-          <w:szCs w:val="20"/>
-        </w:rPr>
-        <w:t xml:space="preserve">B)  What is 1/4 of 3 cups</w:t>
-      </w:r>
-    </w:p>
-    <w:p>
-      <w:pPr>
-        <w:spacing w:after="40"/>
-        <w:ind w:left="420"/>
-      </w:pPr>
-      <w:r>
-        <w:rPr>
-          <w:sz w:val="20"/>
-          <w:szCs w:val="20"/>
-        </w:rPr>
-        <w:t xml:space="preserve">C)  What is 3 cups minus 1/4 cup</w:t>
-      </w:r>
-    </w:p>
-    <w:p>
-      <w:pPr>
-        <w:spacing w:after="40"/>
-        <w:ind w:left="420"/>
-      </w:pPr>
-      <w:r>
-        <w:rPr>
-          <w:sz w:val="20"/>
-          <w:szCs w:val="20"/>
-        </w:rPr>
-        <w:t xml:space="preserve">D)  How many 3-cup bottles fit into 1/4 cup</w:t>
       </w:r>
     </w:p>
     <w:p>

--- a/lessons/2-1-flagship/downloads/2-1-flagship-notes.docx
+++ b/lessons/2-1-flagship/downloads/2-1-flagship-notes.docx
@@ -1228,6 +1228,1302 @@
           <w:szCs w:val="22"/>
         </w:rPr>
         <w:t xml:space="preserve">A fraction with a numerator of 1, like 1/5, is a ___.</w:t>
+      </w:r>
+    </w:p>
+    <w:p>
+      <w:pPr>
+        <w:pStyle w:val="Heading1"/>
+        <w:pageBreakBefore/>
+        <w:pBdr>
+          <w:bottom w:val="single" w:color="1FA6A2" w:sz="14" w:space="6"/>
+        </w:pBdr>
+        <w:spacing w:after="140" w:before="0"/>
+      </w:pPr>
+      <w:r>
+        <w:rPr>
+          <w:b/>
+          <w:bCs/>
+          <w:color w:val="12355B"/>
+          <w:sz w:val="30"/>
+          <w:szCs w:val="30"/>
+        </w:rPr>
+        <w:t xml:space="preserve">Write About the Math</w:t>
+      </w:r>
+    </w:p>
+    <w:p>
+      <w:pPr>
+        <w:spacing w:after="100"/>
+      </w:pPr>
+      <w:r>
+        <w:rPr>
+          <w:i/>
+          <w:iCs/>
+          <w:color w:val="5F6F80"/>
+          <w:sz w:val="19"/>
+          <w:szCs w:val="19"/>
+        </w:rPr>
+        <w:t xml:space="preserve">Use the support level you need. Every level answers the same math question.</w:t>
+      </w:r>
+    </w:p>
+    <w:p>
+      <w:pPr>
+        <w:pStyle w:val="Heading2"/>
+        <w:spacing w:after="80" w:before="180"/>
+      </w:pPr>
+      <w:r>
+        <w:rPr>
+          <w:b/>
+          <w:bCs/>
+          <w:color w:val="12355B"/>
+          <w:sz w:val="24"/>
+          <w:szCs w:val="24"/>
+        </w:rPr>
+        <w:t xml:space="preserve">1. Understand the Question</w:t>
+      </w:r>
+      <w:r>
+        <w:rPr>
+          <w:i/>
+          <w:iCs/>
+          <w:color w:val="B97A12"/>
+          <w:sz w:val="19"/>
+          <w:szCs w:val="19"/>
+        </w:rPr>
+        <w:t xml:space="preserve">   explain</w:t>
+      </w:r>
+    </w:p>
+    <w:tbl>
+      <w:tblPr>
+        <w:tblW w:type="pct" w:w="100%"/>
+        <w:tblBorders>
+          <w:top w:val="single" w:color="1FA6A2" w:sz="8"/>
+          <w:left w:val="single" w:color="1FA6A2" w:sz="8"/>
+          <w:bottom w:val="single" w:color="1FA6A2" w:sz="8"/>
+          <w:right w:val="single" w:color="1FA6A2" w:sz="8"/>
+          <w:insideH w:val="single" w:color="auto" w:sz="4"/>
+          <w:insideV w:val="single" w:color="auto" w:sz="4"/>
+        </w:tblBorders>
+      </w:tblPr>
+      <w:tblGrid>
+        <w:gridCol w:w="100"/>
+      </w:tblGrid>
+      <w:tr>
+        <w:tc>
+          <w:tcPr>
+            <w:shd w:fill="E6F4F3" w:color="auto" w:val="clear"/>
+            <w:tcMar>
+              <w:top w:type="dxa" w:w="120"/>
+              <w:left w:type="dxa" w:w="180"/>
+              <w:bottom w:type="dxa" w:w="120"/>
+              <w:right w:type="dxa" w:w="180"/>
+            </w:tcMar>
+          </w:tcPr>
+          <w:p>
+            <w:pPr>
+              <w:spacing w:after="60"/>
+            </w:pPr>
+            <w:r>
+              <w:rPr>
+                <w:color w:val="1A2733"/>
+                <w:sz w:val="21"/>
+                <w:szCs w:val="21"/>
+              </w:rPr>
+              <w:t xml:space="preserve">On your fraction bar, how many 1/4-foot sections fit into one whole foot? Point to where you see the pieces?</w:t>
+            </w:r>
+          </w:p>
+          <w:p>
+            <w:pPr>
+              <w:spacing w:after="0"/>
+            </w:pPr>
+            <w:r>
+              <w:rPr>
+                <w:b/>
+                <w:bCs/>
+                <w:color w:val="12355B"/>
+                <w:sz w:val="20"/>
+                <w:szCs w:val="20"/>
+              </w:rPr>
+              <w:t xml:space="preserve">Your job:  </w:t>
+            </w:r>
+            <w:r>
+              <w:rPr>
+                <w:sz w:val="20"/>
+                <w:szCs w:val="20"/>
+              </w:rPr>
+              <w:t xml:space="preserve">Answer the question. Use math evidence. Explain how the evidence proves your answer.</w:t>
+            </w:r>
+            <w:r>
+              <w:rPr>
+                <w:i/>
+                <w:iCs/>
+                <w:color w:val="5F6F80"/>
+                <w:sz w:val="18"/>
+                <w:szCs w:val="18"/>
+              </w:rPr>
+              <w:br/>
+              <w:t xml:space="preserve">Responde la pregunta. Usa evidencia matemática. Explica cómo la evidencia demuestra tu respuesta.</w:t>
+            </w:r>
+          </w:p>
+        </w:tc>
+      </w:tr>
+    </w:tbl>
+    <w:p>
+      <w:pPr>
+        <w:pStyle w:val="Heading2"/>
+        <w:spacing w:after="80" w:before="180"/>
+      </w:pPr>
+      <w:r>
+        <w:rPr>
+          <w:b/>
+          <w:bCs/>
+          <w:color w:val="12355B"/>
+          <w:sz w:val="24"/>
+          <w:szCs w:val="24"/>
+        </w:rPr>
+        <w:t xml:space="preserve">2. Plan Your Math Words</w:t>
+      </w:r>
+      <w:r>
+        <w:rPr>
+          <w:i/>
+          <w:iCs/>
+          <w:color w:val="1FA6A2"/>
+          <w:sz w:val="19"/>
+          <w:szCs w:val="19"/>
+        </w:rPr>
+        <w:t xml:space="preserve">   check at least two</w:t>
+      </w:r>
+    </w:p>
+    <w:p>
+      <w:pPr>
+        <w:spacing w:after="60"/>
+      </w:pPr>
+      <w:r>
+        <w:rPr>
+          <w:b/>
+          <w:bCs/>
+          <w:color w:val="1FA6A2"/>
+          <w:sz w:val="22"/>
+          <w:szCs w:val="22"/>
+        </w:rPr>
+        <w:t xml:space="preserve">☐  </w:t>
+      </w:r>
+      <w:r>
+        <w:rPr>
+          <w:b/>
+          <w:bCs/>
+          <w:color w:val="12355B"/>
+          <w:sz w:val="20"/>
+          <w:szCs w:val="20"/>
+        </w:rPr>
+        <w:t xml:space="preserve">Dividend — </w:t>
+      </w:r>
+      <w:r>
+        <w:rPr>
+          <w:sz w:val="20"/>
+          <w:szCs w:val="20"/>
+        </w:rPr>
+        <w:t xml:space="preserve">The number you are splitting up in a division problem.</w:t>
+      </w:r>
+      <w:r>
+        <w:rPr>
+          <w:i/>
+          <w:iCs/>
+          <w:color w:val="5F6F80"/>
+          <w:sz w:val="18"/>
+          <w:szCs w:val="18"/>
+        </w:rPr>
+        <w:br/>
+        <w:t xml:space="preserve">Dividendo — El número que estás repartiendo en una división.</w:t>
+      </w:r>
+    </w:p>
+    <w:p>
+      <w:pPr>
+        <w:spacing w:after="60"/>
+      </w:pPr>
+      <w:r>
+        <w:rPr>
+          <w:b/>
+          <w:bCs/>
+          <w:color w:val="1FA6A2"/>
+          <w:sz w:val="22"/>
+          <w:szCs w:val="22"/>
+        </w:rPr>
+        <w:t xml:space="preserve">☐  </w:t>
+      </w:r>
+      <w:r>
+        <w:rPr>
+          <w:b/>
+          <w:bCs/>
+          <w:color w:val="12355B"/>
+          <w:sz w:val="20"/>
+          <w:szCs w:val="20"/>
+        </w:rPr>
+        <w:t xml:space="preserve">Divisor — </w:t>
+      </w:r>
+      <w:r>
+        <w:rPr>
+          <w:sz w:val="20"/>
+          <w:szCs w:val="20"/>
+        </w:rPr>
+        <w:t xml:space="preserve">The number you split by in a division problem.</w:t>
+      </w:r>
+      <w:r>
+        <w:rPr>
+          <w:i/>
+          <w:iCs/>
+          <w:color w:val="5F6F80"/>
+          <w:sz w:val="18"/>
+          <w:szCs w:val="18"/>
+        </w:rPr>
+        <w:br/>
+        <w:t xml:space="preserve">Divisor — El número entre el que divides en una división.</w:t>
+      </w:r>
+    </w:p>
+    <w:p>
+      <w:pPr>
+        <w:spacing w:after="60"/>
+      </w:pPr>
+      <w:r>
+        <w:rPr>
+          <w:b/>
+          <w:bCs/>
+          <w:color w:val="1FA6A2"/>
+          <w:sz w:val="22"/>
+          <w:szCs w:val="22"/>
+        </w:rPr>
+        <w:t xml:space="preserve">☐  </w:t>
+      </w:r>
+      <w:r>
+        <w:rPr>
+          <w:b/>
+          <w:bCs/>
+          <w:color w:val="12355B"/>
+          <w:sz w:val="20"/>
+          <w:szCs w:val="20"/>
+        </w:rPr>
+        <w:t xml:space="preserve">Quotient — </w:t>
+      </w:r>
+      <w:r>
+        <w:rPr>
+          <w:sz w:val="20"/>
+          <w:szCs w:val="20"/>
+        </w:rPr>
+        <w:t xml:space="preserve">The answer when you divide.</w:t>
+      </w:r>
+      <w:r>
+        <w:rPr>
+          <w:i/>
+          <w:iCs/>
+          <w:color w:val="5F6F80"/>
+          <w:sz w:val="18"/>
+          <w:szCs w:val="18"/>
+        </w:rPr>
+        <w:br/>
+        <w:t xml:space="preserve">Cociente — La respuesta cuando divides.</w:t>
+      </w:r>
+    </w:p>
+    <w:p>
+      <w:pPr>
+        <w:spacing w:after="60"/>
+      </w:pPr>
+      <w:r>
+        <w:rPr>
+          <w:b/>
+          <w:bCs/>
+          <w:color w:val="1FA6A2"/>
+          <w:sz w:val="22"/>
+          <w:szCs w:val="22"/>
+        </w:rPr>
+        <w:t xml:space="preserve">☐  </w:t>
+      </w:r>
+      <w:r>
+        <w:rPr>
+          <w:b/>
+          <w:bCs/>
+          <w:color w:val="12355B"/>
+          <w:sz w:val="20"/>
+          <w:szCs w:val="20"/>
+        </w:rPr>
+        <w:t xml:space="preserve">Unit fraction — </w:t>
+      </w:r>
+      <w:r>
+        <w:rPr>
+          <w:sz w:val="20"/>
+          <w:szCs w:val="20"/>
+        </w:rPr>
+        <w:t xml:space="preserve">A fraction with 1 on top, like 1/4.</w:t>
+      </w:r>
+      <w:r>
+        <w:rPr>
+          <w:i/>
+          <w:iCs/>
+          <w:color w:val="5F6F80"/>
+          <w:sz w:val="18"/>
+          <w:szCs w:val="18"/>
+        </w:rPr>
+        <w:br/>
+        <w:t xml:space="preserve">Fracción unitaria — Una fracción con 1 arriba, como 1/4.</w:t>
+      </w:r>
+    </w:p>
+    <w:p>
+      <w:pPr>
+        <w:spacing w:after="60"/>
+      </w:pPr>
+      <w:r>
+        <w:rPr>
+          <w:b/>
+          <w:bCs/>
+          <w:color w:val="1FA6A2"/>
+          <w:sz w:val="22"/>
+          <w:szCs w:val="22"/>
+        </w:rPr>
+        <w:t xml:space="preserve">☐  </w:t>
+      </w:r>
+      <w:r>
+        <w:rPr>
+          <w:b/>
+          <w:bCs/>
+          <w:color w:val="12355B"/>
+          <w:sz w:val="20"/>
+          <w:szCs w:val="20"/>
+        </w:rPr>
+        <w:t xml:space="preserve">Reciprocal — </w:t>
+      </w:r>
+      <w:r>
+        <w:rPr>
+          <w:sz w:val="20"/>
+          <w:szCs w:val="20"/>
+        </w:rPr>
+        <w:t xml:space="preserve">A fraction turned upside down.</w:t>
+      </w:r>
+      <w:r>
+        <w:rPr>
+          <w:i/>
+          <w:iCs/>
+          <w:color w:val="5F6F80"/>
+          <w:sz w:val="18"/>
+          <w:szCs w:val="18"/>
+        </w:rPr>
+        <w:br/>
+        <w:t xml:space="preserve">Recíproco — Una fracción volteada de arriba abajo.</w:t>
+      </w:r>
+    </w:p>
+    <w:tbl>
+      <w:tblPr>
+        <w:tblW w:type="pct" w:w="100%"/>
+        <w:tblBorders>
+          <w:top w:val="single" w:color="1FA6A2" w:sz="8"/>
+          <w:left w:val="single" w:color="1FA6A2" w:sz="8"/>
+          <w:bottom w:val="single" w:color="1FA6A2" w:sz="8"/>
+          <w:right w:val="single" w:color="1FA6A2" w:sz="8"/>
+          <w:insideH w:val="single" w:color="auto" w:sz="4"/>
+          <w:insideV w:val="single" w:color="auto" w:sz="4"/>
+        </w:tblBorders>
+      </w:tblPr>
+      <w:tblGrid>
+        <w:gridCol w:w="100"/>
+      </w:tblGrid>
+      <w:tr>
+        <w:tc>
+          <w:tcPr>
+            <w:shd w:fill="F7FFFD" w:color="auto" w:val="clear"/>
+            <w:tcMar>
+              <w:top w:type="dxa" w:w="120"/>
+              <w:left w:type="dxa" w:w="180"/>
+              <w:bottom w:type="dxa" w:w="120"/>
+              <w:right w:type="dxa" w:w="180"/>
+            </w:tcMar>
+          </w:tcPr>
+          <w:p>
+            <w:pPr>
+              <w:spacing w:after="50"/>
+            </w:pPr>
+            <w:r>
+              <w:rPr>
+                <w:b/>
+                <w:bCs/>
+                <w:color w:val="1FA6A2"/>
+                <w:sz w:val="20"/>
+                <w:szCs w:val="20"/>
+              </w:rPr>
+              <w:t xml:space="preserve">Say it first:  </w:t>
+            </w:r>
+            <w:r>
+              <w:rPr>
+                <w:sz w:val="20"/>
+                <w:szCs w:val="20"/>
+              </w:rPr>
+              <w:t xml:space="preserve">Say your idea to a partner or quietly to yourself before you write.</w:t>
+            </w:r>
+          </w:p>
+          <w:p>
+            <w:pPr>
+              <w:spacing w:after="60"/>
+            </w:pPr>
+            <w:r>
+              <w:rPr>
+                <w:color w:val="1A2733"/>
+                <w:sz w:val="21"/>
+                <w:szCs w:val="21"/>
+              </w:rPr>
+              <w:t xml:space="preserve">In one whole foot I see ___ sections of 1/4 each.</w:t>
+            </w:r>
+            <w:r>
+              <w:rPr>
+                <w:i/>
+                <w:iCs/>
+                <w:color w:val="5F6F80"/>
+                <w:sz w:val="19"/>
+                <w:szCs w:val="19"/>
+              </w:rPr>
+              <w:br/>
+              <w:t xml:space="preserve">En un pie completo veo ___ secciones de 1/4 cada una.</w:t>
+            </w:r>
+          </w:p>
+        </w:tc>
+      </w:tr>
+    </w:tbl>
+    <w:p>
+      <w:pPr>
+        <w:pStyle w:val="Heading2"/>
+        <w:spacing w:after="80" w:before="180"/>
+      </w:pPr>
+      <w:r>
+        <w:rPr>
+          <w:b/>
+          <w:bCs/>
+          <w:color w:val="12355B"/>
+          <w:sz w:val="24"/>
+          <w:szCs w:val="24"/>
+        </w:rPr>
+        <w:t xml:space="preserve">3. Build Your Explanation</w:t>
+      </w:r>
+      <w:r>
+        <w:rPr>
+          <w:i/>
+          <w:iCs/>
+          <w:color w:val="B97A12"/>
+          <w:sz w:val="19"/>
+          <w:szCs w:val="19"/>
+        </w:rPr>
+        <w:t xml:space="preserve">   choose your support</w:t>
+      </w:r>
+    </w:p>
+    <w:tbl>
+      <w:tblPr>
+        <w:tblW w:type="pct" w:w="100%"/>
+        <w:tblBorders>
+          <w:top w:val="single" w:color="BBD0DE" w:sz="8"/>
+          <w:left w:val="single" w:color="BBD0DE" w:sz="8"/>
+          <w:bottom w:val="single" w:color="BBD0DE" w:sz="8"/>
+          <w:right w:val="single" w:color="BBD0DE" w:sz="8"/>
+          <w:insideH w:val="single" w:color="auto" w:sz="4"/>
+          <w:insideV w:val="single" w:color="auto" w:sz="4"/>
+        </w:tblBorders>
+      </w:tblPr>
+      <w:tblGrid>
+        <w:gridCol w:w="100"/>
+      </w:tblGrid>
+      <w:tr>
+        <w:tc>
+          <w:tcPr>
+            <w:shd w:fill="EEF4F8" w:color="auto" w:val="clear"/>
+            <w:tcMar>
+              <w:top w:type="dxa" w:w="120"/>
+              <w:left w:type="dxa" w:w="180"/>
+              <w:bottom w:type="dxa" w:w="120"/>
+              <w:right w:type="dxa" w:w="180"/>
+            </w:tcMar>
+          </w:tcPr>
+          <w:p>
+            <w:pPr>
+              <w:spacing w:after="50"/>
+            </w:pPr>
+            <w:r>
+              <w:rPr>
+                <w:i/>
+                <w:iCs/>
+                <w:color w:val="5F6F80"/>
+                <w:sz w:val="19"/>
+                <w:szCs w:val="19"/>
+              </w:rPr>
+              <w:t xml:space="preserve">This model shows the parts of an explanation. It does not answer your writing question.</w:t>
+            </w:r>
+          </w:p>
+          <w:p>
+            <w:pPr>
+              <w:spacing w:after="80"/>
+            </w:pPr>
+            <w:r>
+              <w:rPr>
+                <w:b/>
+                <w:bCs/>
+                <w:color w:val="12355B"/>
+                <w:sz w:val="19"/>
+                <w:szCs w:val="19"/>
+              </w:rPr>
+              <w:t xml:space="preserve">Claim:  </w:t>
+            </w:r>
+            <w:r>
+              <w:rPr>
+                <w:sz w:val="19"/>
+                <w:szCs w:val="19"/>
+              </w:rPr>
+              <w:t xml:space="preserve">Because each piece is smaller than a whole foot, 3 feet makes more than 3 pieces.</w:t>
+            </w:r>
+          </w:p>
+          <w:p>
+            <w:pPr>
+              <w:spacing w:after="80"/>
+            </w:pPr>
+            <w:r>
+              <w:rPr>
+                <w:b/>
+                <w:bCs/>
+                <w:color w:val="12355B"/>
+                <w:sz w:val="19"/>
+                <w:szCs w:val="19"/>
+              </w:rPr>
+              <w:t xml:space="preserve">Evidence:  </w:t>
+            </w:r>
+            <w:r>
+              <w:rPr>
+                <w:sz w:val="19"/>
+                <w:szCs w:val="19"/>
+              </w:rPr>
+              <w:t xml:space="preserve">Students reason that since 1/4 is less than 1, more than 3 pieces fit, so the quotient is greater than the dividend.</w:t>
+            </w:r>
+          </w:p>
+          <w:p>
+            <w:pPr>
+              <w:spacing w:after="80"/>
+            </w:pPr>
+            <w:r>
+              <w:rPr>
+                <w:b/>
+                <w:bCs/>
+                <w:color w:val="12355B"/>
+                <w:sz w:val="19"/>
+                <w:szCs w:val="19"/>
+              </w:rPr>
+              <w:t xml:space="preserve">Reasoning:  </w:t>
+            </w:r>
+            <w:r>
+              <w:rPr>
+                <w:sz w:val="19"/>
+                <w:szCs w:val="19"/>
+              </w:rPr>
+              <w:t xml:space="preserve">This evidence connects the definition of dividend to the mathematical claim.</w:t>
+            </w:r>
+          </w:p>
+        </w:tc>
+      </w:tr>
+    </w:tbl>
+    <w:p>
+      <w:pPr>
+        <w:pStyle w:val="Heading2"/>
+        <w:spacing w:after="80" w:before="180"/>
+      </w:pPr>
+      <w:r>
+        <w:rPr>
+          <w:b/>
+          <w:bCs/>
+          <w:color w:val="12355B"/>
+          <w:sz w:val="24"/>
+          <w:szCs w:val="24"/>
+        </w:rPr>
+        <w:t xml:space="preserve">Start</w:t>
+      </w:r>
+      <w:r>
+        <w:rPr>
+          <w:i/>
+          <w:iCs/>
+          <w:color w:val="1FA6A2"/>
+          <w:sz w:val="19"/>
+          <w:szCs w:val="19"/>
+        </w:rPr>
+        <w:t xml:space="preserve">   Most language support</w:t>
+      </w:r>
+    </w:p>
+    <w:p>
+      <w:pPr>
+        <w:spacing w:after="60"/>
+      </w:pPr>
+      <w:r>
+        <w:rPr>
+          <w:color w:val="1A2733"/>
+          <w:sz w:val="21"/>
+          <w:szCs w:val="21"/>
+        </w:rPr>
+        <w:t xml:space="preserve">Complete the frames. Use the word bank.</w:t>
+      </w:r>
+      <w:r>
+        <w:rPr>
+          <w:i/>
+          <w:iCs/>
+          <w:color w:val="5F6F80"/>
+          <w:sz w:val="19"/>
+          <w:szCs w:val="19"/>
+        </w:rPr>
+        <w:br/>
+        <w:t xml:space="preserve">Completa las oraciones. Usa el banco de palabras.</w:t>
+      </w:r>
+    </w:p>
+    <w:p>
+      <w:pPr>
+        <w:spacing w:after="60"/>
+      </w:pPr>
+      <w:r>
+        <w:rPr>
+          <w:color w:val="1A2733"/>
+          <w:sz w:val="21"/>
+          <w:szCs w:val="21"/>
+        </w:rPr>
+        <w:t xml:space="preserve">In one whole foot I see ___ sections of 1/4 each.</w:t>
+      </w:r>
+      <w:r>
+        <w:rPr>
+          <w:i/>
+          <w:iCs/>
+          <w:color w:val="5F6F80"/>
+          <w:sz w:val="19"/>
+          <w:szCs w:val="19"/>
+        </w:rPr>
+        <w:br/>
+        <w:t xml:space="preserve">En un pie completo veo ___ secciones de 1/4 cada una.</w:t>
+      </w:r>
+    </w:p>
+    <w:p>
+      <w:pPr>
+        <w:spacing w:after="60"/>
+      </w:pPr>
+      <w:r>
+        <w:rPr>
+          <w:color w:val="1A2733"/>
+          <w:sz w:val="21"/>
+          <w:szCs w:val="21"/>
+        </w:rPr>
+        <w:t xml:space="preserve">So 3 feet hold ___ pieces because 3 times ___ equals ___.</w:t>
+      </w:r>
+      <w:r>
+        <w:rPr>
+          <w:i/>
+          <w:iCs/>
+          <w:color w:val="5F6F80"/>
+          <w:sz w:val="19"/>
+          <w:szCs w:val="19"/>
+        </w:rPr>
+        <w:br/>
+        <w:t xml:space="preserve">Entonces 3 pies tienen ___ pedazos porque 3 por ___ es ___.</w:t>
+      </w:r>
+    </w:p>
+    <w:tbl>
+      <w:tblPr>
+        <w:tblW w:type="pct" w:w="100%"/>
+        <w:tblBorders>
+          <w:top w:val="single" w:color="C7D2DD" w:sz="6"/>
+          <w:left w:val="single" w:color="C7D2DD" w:sz="6"/>
+          <w:bottom w:val="single" w:color="C7D2DD" w:sz="6"/>
+          <w:right w:val="single" w:color="C7D2DD" w:sz="6"/>
+          <w:insideH w:val="single" w:color="auto" w:sz="4"/>
+          <w:insideV w:val="single" w:color="auto" w:sz="4"/>
+        </w:tblBorders>
+      </w:tblPr>
+      <w:tblGrid>
+        <w:gridCol w:w="100"/>
+      </w:tblGrid>
+      <w:tr>
+        <w:tc>
+          <w:tcPr>
+            <w:shd w:fill="FBF3E2" w:color="auto" w:val="clear"/>
+            <w:tcMar>
+              <w:top w:type="dxa" w:w="60"/>
+              <w:left w:type="dxa" w:w="120"/>
+              <w:bottom w:type="dxa" w:w="60"/>
+              <w:right w:type="dxa" w:w="120"/>
+            </w:tcMar>
+          </w:tcPr>
+          <w:p>
+            <w:pPr>
+              <w:spacing w:after="0" w:line="320"/>
+            </w:pPr>
+            <w:r>
+              <w:t xml:space="preserve"/>
+            </w:r>
+          </w:p>
+          <w:p>
+            <w:pPr>
+              <w:spacing w:after="0" w:line="320"/>
+            </w:pPr>
+            <w:r>
+              <w:t xml:space="preserve"/>
+            </w:r>
+          </w:p>
+          <w:p>
+            <w:pPr>
+              <w:spacing w:after="0" w:line="320"/>
+            </w:pPr>
+            <w:r>
+              <w:t xml:space="preserve"/>
+            </w:r>
+          </w:p>
+        </w:tc>
+      </w:tr>
+    </w:tbl>
+    <w:p>
+      <w:pPr>
+        <w:pStyle w:val="Heading2"/>
+        <w:spacing w:after="80" w:before="180"/>
+      </w:pPr>
+      <w:r>
+        <w:rPr>
+          <w:b/>
+          <w:bCs/>
+          <w:color w:val="12355B"/>
+          <w:sz w:val="24"/>
+          <w:szCs w:val="24"/>
+        </w:rPr>
+        <w:t xml:space="preserve">Build</w:t>
+      </w:r>
+      <w:r>
+        <w:rPr>
+          <w:i/>
+          <w:iCs/>
+          <w:color w:val="B97A12"/>
+          <w:sz w:val="19"/>
+          <w:szCs w:val="19"/>
+        </w:rPr>
+        <w:t xml:space="preserve">   Some language support</w:t>
+      </w:r>
+    </w:p>
+    <w:p>
+      <w:pPr>
+        <w:spacing w:after="60"/>
+      </w:pPr>
+      <w:r>
+        <w:rPr>
+          <w:color w:val="1A2733"/>
+          <w:sz w:val="21"/>
+          <w:szCs w:val="21"/>
+        </w:rPr>
+        <w:t xml:space="preserve">Write two connected sentences. Use because, so, or but.</w:t>
+      </w:r>
+      <w:r>
+        <w:rPr>
+          <w:i/>
+          <w:iCs/>
+          <w:color w:val="5F6F80"/>
+          <w:sz w:val="19"/>
+          <w:szCs w:val="19"/>
+        </w:rPr>
+        <w:br/>
+        <w:t xml:space="preserve">Escribe dos oraciones conectadas. Usa porque, entonces o pero.</w:t>
+      </w:r>
+    </w:p>
+    <w:p>
+      <w:pPr>
+        <w:spacing w:after="60"/>
+      </w:pPr>
+      <w:r>
+        <w:rPr>
+          <w:color w:val="1A2733"/>
+          <w:sz w:val="21"/>
+          <w:szCs w:val="21"/>
+        </w:rPr>
+        <w:t xml:space="preserve">My claim is ___.</w:t>
+      </w:r>
+      <w:r>
+        <w:rPr>
+          <w:i/>
+          <w:iCs/>
+          <w:color w:val="5F6F80"/>
+          <w:sz w:val="19"/>
+          <w:szCs w:val="19"/>
+        </w:rPr>
+        <w:br/>
+        <w:t xml:space="preserve">Mi afirmación es ___.</w:t>
+      </w:r>
+    </w:p>
+    <w:p>
+      <w:pPr>
+        <w:spacing w:after="60"/>
+      </w:pPr>
+      <w:r>
+        <w:rPr>
+          <w:color w:val="1A2733"/>
+          <w:sz w:val="21"/>
+          <w:szCs w:val="21"/>
+        </w:rPr>
+        <w:t xml:space="preserve">I know because ___.</w:t>
+      </w:r>
+      <w:r>
+        <w:rPr>
+          <w:i/>
+          <w:iCs/>
+          <w:color w:val="5F6F80"/>
+          <w:sz w:val="19"/>
+          <w:szCs w:val="19"/>
+        </w:rPr>
+        <w:br/>
+        <w:t xml:space="preserve">Lo sé porque ___.</w:t>
+      </w:r>
+    </w:p>
+    <w:p>
+      <w:pPr>
+        <w:spacing w:after="60"/>
+      </w:pPr>
+      <w:r>
+        <w:rPr>
+          <w:color w:val="1A2733"/>
+          <w:sz w:val="21"/>
+          <w:szCs w:val="21"/>
+        </w:rPr>
+        <w:t xml:space="preserve">So ___.</w:t>
+      </w:r>
+      <w:r>
+        <w:rPr>
+          <w:i/>
+          <w:iCs/>
+          <w:color w:val="5F6F80"/>
+          <w:sz w:val="19"/>
+          <w:szCs w:val="19"/>
+        </w:rPr>
+        <w:br/>
+        <w:t xml:space="preserve">Entonces ___.</w:t>
+      </w:r>
+    </w:p>
+    <w:tbl>
+      <w:tblPr>
+        <w:tblW w:type="pct" w:w="100%"/>
+        <w:tblBorders>
+          <w:top w:val="single" w:color="C7D2DD" w:sz="6"/>
+          <w:left w:val="single" w:color="C7D2DD" w:sz="6"/>
+          <w:bottom w:val="single" w:color="C7D2DD" w:sz="6"/>
+          <w:right w:val="single" w:color="C7D2DD" w:sz="6"/>
+          <w:insideH w:val="single" w:color="auto" w:sz="4"/>
+          <w:insideV w:val="single" w:color="auto" w:sz="4"/>
+        </w:tblBorders>
+      </w:tblPr>
+      <w:tblGrid>
+        <w:gridCol w:w="100"/>
+      </w:tblGrid>
+      <w:tr>
+        <w:tc>
+          <w:tcPr>
+            <w:shd w:fill="FBF3E2" w:color="auto" w:val="clear"/>
+            <w:tcMar>
+              <w:top w:type="dxa" w:w="60"/>
+              <w:left w:type="dxa" w:w="120"/>
+              <w:bottom w:type="dxa" w:w="60"/>
+              <w:right w:type="dxa" w:w="120"/>
+            </w:tcMar>
+          </w:tcPr>
+          <w:p>
+            <w:pPr>
+              <w:spacing w:after="0" w:line="320"/>
+            </w:pPr>
+            <w:r>
+              <w:t xml:space="preserve"/>
+            </w:r>
+          </w:p>
+          <w:p>
+            <w:pPr>
+              <w:spacing w:after="0" w:line="320"/>
+            </w:pPr>
+            <w:r>
+              <w:t xml:space="preserve"/>
+            </w:r>
+          </w:p>
+          <w:p>
+            <w:pPr>
+              <w:spacing w:after="0" w:line="320"/>
+            </w:pPr>
+            <w:r>
+              <w:t xml:space="preserve"/>
+            </w:r>
+          </w:p>
+        </w:tc>
+      </w:tr>
+    </w:tbl>
+    <w:p>
+      <w:pPr>
+        <w:pStyle w:val="Heading2"/>
+        <w:spacing w:after="80" w:before="180"/>
+      </w:pPr>
+      <w:r>
+        <w:rPr>
+          <w:b/>
+          <w:bCs/>
+          <w:color w:val="12355B"/>
+          <w:sz w:val="24"/>
+          <w:szCs w:val="24"/>
+        </w:rPr>
+        <w:t xml:space="preserve">Explain</w:t>
+      </w:r>
+      <w:r>
+        <w:rPr>
+          <w:i/>
+          <w:iCs/>
+          <w:color w:val="B97A12"/>
+          <w:sz w:val="19"/>
+          <w:szCs w:val="19"/>
+        </w:rPr>
+        <w:t xml:space="preserve">   Light language support</w:t>
+      </w:r>
+    </w:p>
+    <w:p>
+      <w:pPr>
+        <w:spacing w:after="60"/>
+      </w:pPr>
+      <w:r>
+        <w:rPr>
+          <w:color w:val="1A2733"/>
+          <w:sz w:val="21"/>
+          <w:szCs w:val="21"/>
+        </w:rPr>
+        <w:t xml:space="preserve">Write a claim, give math evidence, and explain your reasoning.</w:t>
+      </w:r>
+      <w:r>
+        <w:rPr>
+          <w:i/>
+          <w:iCs/>
+          <w:color w:val="5F6F80"/>
+          <w:sz w:val="19"/>
+          <w:szCs w:val="19"/>
+        </w:rPr>
+        <w:br/>
+        <w:t xml:space="preserve">Escribe una afirmación, da evidencia matemática y explica tu razonamiento.</w:t>
+      </w:r>
+    </w:p>
+    <w:p>
+      <w:pPr>
+        <w:spacing w:after="60"/>
+      </w:pPr>
+      <w:r>
+        <w:rPr>
+          <w:color w:val="1A2733"/>
+          <w:sz w:val="21"/>
+          <w:szCs w:val="21"/>
+        </w:rPr>
+        <w:t xml:space="preserve">My claim is ___.</w:t>
+      </w:r>
+      <w:r>
+        <w:rPr>
+          <w:i/>
+          <w:iCs/>
+          <w:color w:val="5F6F80"/>
+          <w:sz w:val="19"/>
+          <w:szCs w:val="19"/>
+        </w:rPr>
+        <w:br/>
+        <w:t xml:space="preserve">Mi afirmación es ___.</w:t>
+      </w:r>
+    </w:p>
+    <w:p>
+      <w:pPr>
+        <w:spacing w:after="60"/>
+      </w:pPr>
+      <w:r>
+        <w:rPr>
+          <w:color w:val="1A2733"/>
+          <w:sz w:val="21"/>
+          <w:szCs w:val="21"/>
+        </w:rPr>
+        <w:t xml:space="preserve">My math evidence is ___.</w:t>
+      </w:r>
+      <w:r>
+        <w:rPr>
+          <w:i/>
+          <w:iCs/>
+          <w:color w:val="5F6F80"/>
+          <w:sz w:val="19"/>
+          <w:szCs w:val="19"/>
+        </w:rPr>
+        <w:br/>
+        <w:t xml:space="preserve">Mi evidencia matemática es ___.</w:t>
+      </w:r>
+    </w:p>
+    <w:p>
+      <w:pPr>
+        <w:spacing w:after="60"/>
+      </w:pPr>
+      <w:r>
+        <w:rPr>
+          <w:color w:val="1A2733"/>
+          <w:sz w:val="21"/>
+          <w:szCs w:val="21"/>
+        </w:rPr>
+        <w:t xml:space="preserve">This proves ___ because ___.</w:t>
+      </w:r>
+      <w:r>
+        <w:rPr>
+          <w:i/>
+          <w:iCs/>
+          <w:color w:val="5F6F80"/>
+          <w:sz w:val="19"/>
+          <w:szCs w:val="19"/>
+        </w:rPr>
+        <w:br/>
+        <w:t xml:space="preserve">Esto demuestra ___ porque ___.</w:t>
+      </w:r>
+    </w:p>
+    <w:tbl>
+      <w:tblPr>
+        <w:tblW w:type="pct" w:w="100%"/>
+        <w:tblBorders>
+          <w:top w:val="single" w:color="C7D2DD" w:sz="6"/>
+          <w:left w:val="single" w:color="C7D2DD" w:sz="6"/>
+          <w:bottom w:val="single" w:color="C7D2DD" w:sz="6"/>
+          <w:right w:val="single" w:color="C7D2DD" w:sz="6"/>
+          <w:insideH w:val="single" w:color="auto" w:sz="4"/>
+          <w:insideV w:val="single" w:color="auto" w:sz="4"/>
+        </w:tblBorders>
+      </w:tblPr>
+      <w:tblGrid>
+        <w:gridCol w:w="100"/>
+      </w:tblGrid>
+      <w:tr>
+        <w:tc>
+          <w:tcPr>
+            <w:shd w:fill="FBF3E2" w:color="auto" w:val="clear"/>
+            <w:tcMar>
+              <w:top w:type="dxa" w:w="60"/>
+              <w:left w:type="dxa" w:w="120"/>
+              <w:bottom w:type="dxa" w:w="60"/>
+              <w:right w:type="dxa" w:w="120"/>
+            </w:tcMar>
+          </w:tcPr>
+          <w:p>
+            <w:pPr>
+              <w:spacing w:after="0" w:line="320"/>
+            </w:pPr>
+            <w:r>
+              <w:t xml:space="preserve"/>
+            </w:r>
+          </w:p>
+          <w:p>
+            <w:pPr>
+              <w:spacing w:after="0" w:line="320"/>
+            </w:pPr>
+            <w:r>
+              <w:t xml:space="preserve"/>
+            </w:r>
+          </w:p>
+          <w:p>
+            <w:pPr>
+              <w:spacing w:after="0" w:line="320"/>
+            </w:pPr>
+            <w:r>
+              <w:t xml:space="preserve"/>
+            </w:r>
+          </w:p>
+          <w:p>
+            <w:pPr>
+              <w:spacing w:after="0" w:line="320"/>
+            </w:pPr>
+            <w:r>
+              <w:t xml:space="preserve"/>
+            </w:r>
+          </w:p>
+          <w:p>
+            <w:pPr>
+              <w:spacing w:after="0" w:line="320"/>
+            </w:pPr>
+            <w:r>
+              <w:t xml:space="preserve"/>
+            </w:r>
+          </w:p>
+        </w:tc>
+      </w:tr>
+    </w:tbl>
+    <w:p>
+      <w:pPr>
+        <w:pStyle w:val="Heading2"/>
+        <w:spacing w:after="80" w:before="180"/>
+      </w:pPr>
+      <w:r>
+        <w:rPr>
+          <w:b/>
+          <w:bCs/>
+          <w:color w:val="12355B"/>
+          <w:sz w:val="24"/>
+          <w:szCs w:val="24"/>
+        </w:rPr>
+        <w:t xml:space="preserve">4. Check Your Explanation</w:t>
+      </w:r>
+      <w:r>
+        <w:rPr>
+          <w:i/>
+          <w:iCs/>
+          <w:color w:val="1FA6A2"/>
+          <w:sz w:val="19"/>
+          <w:szCs w:val="19"/>
+        </w:rPr>
+        <w:t xml:space="preserve">   five quick checks</w:t>
+      </w:r>
+    </w:p>
+    <w:p>
+      <w:pPr>
+        <w:spacing w:after="80"/>
+      </w:pPr>
+      <w:r>
+        <w:rPr>
+          <w:b/>
+          <w:bCs/>
+          <w:color w:val="1FA6A2"/>
+          <w:sz w:val="22"/>
+          <w:szCs w:val="22"/>
+        </w:rPr>
+        <w:t xml:space="preserve">☐  </w:t>
+      </w:r>
+      <w:r>
+        <w:rPr>
+          <w:sz w:val="20"/>
+          <w:szCs w:val="20"/>
+        </w:rPr>
+        <w:t xml:space="preserve">I answered the question.</w:t>
+      </w:r>
+      <w:r>
+        <w:rPr>
+          <w:i/>
+          <w:iCs/>
+          <w:color w:val="5F6F80"/>
+          <w:sz w:val="18"/>
+          <w:szCs w:val="18"/>
+        </w:rPr>
+        <w:br/>
+        <w:t xml:space="preserve">Respondí la pregunta.</w:t>
+      </w:r>
+    </w:p>
+    <w:p>
+      <w:pPr>
+        <w:spacing w:after="80"/>
+      </w:pPr>
+      <w:r>
+        <w:rPr>
+          <w:b/>
+          <w:bCs/>
+          <w:color w:val="1FA6A2"/>
+          <w:sz w:val="22"/>
+          <w:szCs w:val="22"/>
+        </w:rPr>
+        <w:t xml:space="preserve">☐  </w:t>
+      </w:r>
+      <w:r>
+        <w:rPr>
+          <w:sz w:val="20"/>
+          <w:szCs w:val="20"/>
+        </w:rPr>
+        <w:t xml:space="preserve">I used math evidence: numbers, an equation, a model, or a comparison.</w:t>
+      </w:r>
+      <w:r>
+        <w:rPr>
+          <w:i/>
+          <w:iCs/>
+          <w:color w:val="5F6F80"/>
+          <w:sz w:val="18"/>
+          <w:szCs w:val="18"/>
+        </w:rPr>
+        <w:br/>
+        <w:t xml:space="preserve">Usé evidencia matemática: números, una ecuación, un modelo o una comparación.</w:t>
+      </w:r>
+    </w:p>
+    <w:p>
+      <w:pPr>
+        <w:spacing w:after="80"/>
+      </w:pPr>
+      <w:r>
+        <w:rPr>
+          <w:b/>
+          <w:bCs/>
+          <w:color w:val="1FA6A2"/>
+          <w:sz w:val="22"/>
+          <w:szCs w:val="22"/>
+        </w:rPr>
+        <w:t xml:space="preserve">☐  </w:t>
+      </w:r>
+      <w:r>
+        <w:rPr>
+          <w:sz w:val="20"/>
+          <w:szCs w:val="20"/>
+        </w:rPr>
+        <w:t xml:space="preserve">I explained how the evidence proves my answer.</w:t>
+      </w:r>
+      <w:r>
+        <w:rPr>
+          <w:i/>
+          <w:iCs/>
+          <w:color w:val="5F6F80"/>
+          <w:sz w:val="18"/>
+          <w:szCs w:val="18"/>
+        </w:rPr>
+        <w:br/>
+        <w:t xml:space="preserve">Expliqué cómo la evidencia demuestra mi respuesta.</w:t>
+      </w:r>
+    </w:p>
+    <w:p>
+      <w:pPr>
+        <w:spacing w:after="80"/>
+      </w:pPr>
+      <w:r>
+        <w:rPr>
+          <w:b/>
+          <w:bCs/>
+          <w:color w:val="1FA6A2"/>
+          <w:sz w:val="22"/>
+          <w:szCs w:val="22"/>
+        </w:rPr>
+        <w:t xml:space="preserve">☐  </w:t>
+      </w:r>
+      <w:r>
+        <w:rPr>
+          <w:sz w:val="20"/>
+          <w:szCs w:val="20"/>
+        </w:rPr>
+        <w:t xml:space="preserve">I used at least two math words.</w:t>
+      </w:r>
+      <w:r>
+        <w:rPr>
+          <w:i/>
+          <w:iCs/>
+          <w:color w:val="5F6F80"/>
+          <w:sz w:val="18"/>
+          <w:szCs w:val="18"/>
+        </w:rPr>
+        <w:br/>
+        <w:t xml:space="preserve">Usé por lo menos dos palabras matemáticas.</w:t>
+      </w:r>
+    </w:p>
+    <w:p>
+      <w:pPr>
+        <w:spacing w:after="80"/>
+      </w:pPr>
+      <w:r>
+        <w:rPr>
+          <w:b/>
+          <w:bCs/>
+          <w:color w:val="1FA6A2"/>
+          <w:sz w:val="22"/>
+          <w:szCs w:val="22"/>
+        </w:rPr>
+        <w:t xml:space="preserve">☐  </w:t>
+      </w:r>
+      <w:r>
+        <w:rPr>
+          <w:sz w:val="20"/>
+          <w:szCs w:val="20"/>
+        </w:rPr>
+        <w:t xml:space="preserve">I reread complete sentences and punctuation.</w:t>
+      </w:r>
+      <w:r>
+        <w:rPr>
+          <w:i/>
+          <w:iCs/>
+          <w:color w:val="5F6F80"/>
+          <w:sz w:val="18"/>
+          <w:szCs w:val="18"/>
+        </w:rPr>
+        <w:br/>
+        <w:t xml:space="preserve">Volví a leer mis oraciones completas y la puntuación.</w:t>
       </w:r>
     </w:p>
     <w:p>
